--- a/Knowledge/3-Work knowledge/1-Software Engineering/2-General Technologies/9-Databases/5-My Source/1-Intro to Databases/1-Data Models/1-Components of a Data Model/3-Types of Constraints/6-DEFAULT Constraint.docx
+++ b/Knowledge/3-Work knowledge/1-Software Engineering/2-General Technologies/9-Databases/5-My Source/1-Intro to Databases/1-Data Models/1-Components of a Data Model/3-Types of Constraints/6-DEFAULT Constraint.docx
@@ -27,7 +27,7 @@
     <w:p>
       <w:r>
         <w:rPr>
-          <w:rFonts w:ascii="Arial" w:hAnsi="Arial" w:cs="Arial"/>
+          <w:rFonts w:ascii="Arial" w:hAnsi="Arial" w:cs="Arial" w:eastAsia="Arial"/>
           <w:b/>
           <w:color w:val="000000"/>
           <w:sz w:val="18"/>
@@ -37,7 +37,7 @@
       </w:r>
       <w:r>
         <w:rPr>
-          <w:rFonts w:ascii="Arial" w:hAnsi="Arial" w:cs="Arial"/>
+          <w:rFonts w:ascii="Arial" w:hAnsi="Arial" w:cs="Arial" w:eastAsia="Arial"/>
           <w:color w:val="000000"/>
           <w:sz w:val="18"/>
           <w:highlight w:val="lightGray"/>
@@ -46,7 +46,7 @@
       </w:r>
       <w:r>
         <w:rPr>
-          <w:rFonts w:ascii="Arial" w:hAnsi="Arial" w:cs="Arial"/>
+          <w:rFonts w:ascii="Arial" w:hAnsi="Arial" w:cs="Arial" w:eastAsia="Arial"/>
           <w:b/>
           <w:color w:val="000000"/>
           <w:sz w:val="18"/>
@@ -56,7 +56,7 @@
       </w:r>
       <w:r>
         <w:rPr>
-          <w:rFonts w:ascii="Arial" w:hAnsi="Arial" w:cs="Arial"/>
+          <w:rFonts w:ascii="Arial" w:hAnsi="Arial" w:cs="Arial" w:eastAsia="Arial"/>
           <w:color w:val="000000"/>
           <w:sz w:val="18"/>
           <w:highlight w:val="lightGray"/>
@@ -65,7 +65,7 @@
       </w:r>
       <w:r>
         <w:rPr>
-          <w:rFonts w:ascii="Arial" w:hAnsi="Arial" w:cs="Arial"/>
+          <w:rFonts w:ascii="Arial" w:hAnsi="Arial" w:cs="Arial" w:eastAsia="Arial"/>
           <w:b/>
           <w:color w:val="000000"/>
           <w:sz w:val="18"/>
@@ -75,7 +75,7 @@
       </w:r>
       <w:r>
         <w:rPr>
-          <w:rFonts w:ascii="Arial" w:hAnsi="Arial" w:cs="Arial"/>
+          <w:rFonts w:ascii="Arial" w:hAnsi="Arial" w:cs="Arial" w:eastAsia="Arial"/>
           <w:color w:val="000000"/>
           <w:sz w:val="18"/>
           <w:highlight w:val="lightGray"/>
@@ -91,13 +91,13 @@
       </w:pPr>
       <w:r>
         <w:rPr>
-          <w:rFonts w:ascii="Roboto Mono" w:hAnsi="Roboto Mono"/>
+          <w:rFonts w:ascii="Roboto Mono" w:hAnsi="Roboto Mono" w:eastAsia="Roboto Mono"/>
         </w:rPr>
         <w:t xml:space="preserve">A </w:t>
       </w:r>
       <w:r>
         <w:rPr>
-          <w:rFonts w:ascii="Roboto Mono" w:hAnsi="Roboto Mono"/>
+          <w:rFonts w:ascii="Roboto Mono" w:hAnsi="Roboto Mono" w:eastAsia="Roboto Mono"/>
           <w:b/>
           <w:bCs/>
         </w:rPr>
@@ -105,7 +105,7 @@
       </w:r>
       <w:r>
         <w:rPr>
-          <w:rFonts w:ascii="Roboto Mono" w:hAnsi="Roboto Mono"/>
+          <w:rFonts w:ascii="Roboto Mono" w:hAnsi="Roboto Mono" w:eastAsia="Roboto Mono"/>
         </w:rPr>
         <w:t xml:space="preserve"> is a rule that automatically assigns a predefined value to a column when no value is provided during an INSERT operation.</w:t>
       </w:r>
@@ -118,7 +118,7 @@
       </w:pPr>
       <w:r>
         <w:rPr>
-          <w:rFonts w:ascii="Roboto Mono" w:hAnsi="Roboto Mono"/>
+          <w:rFonts w:ascii="Roboto Mono" w:hAnsi="Roboto Mono" w:eastAsia="Roboto Mono"/>
         </w:rPr>
         <w:t>Instead of storing NULL or requiring the user to enter a value, the database uses the default value.</w:t>
       </w:r>
@@ -131,7 +131,7 @@
       </w:pPr>
       <w:r>
         <w:rPr>
-          <w:rFonts w:ascii="Roboto Mono" w:hAnsi="Roboto Mono"/>
+          <w:rFonts w:ascii="Roboto Mono" w:hAnsi="Roboto Mono" w:eastAsia="Roboto Mono"/>
         </w:rPr>
         <w:pict w14:anchorId="228AB6B8">
           <v:rect id="_x0000_i1025" style="width:0;height:1.5pt" o:hralign="center" o:hrstd="t" o:hr="t" fillcolor="#a0a0a0" stroked="f"/>
@@ -155,7 +155,7 @@
     <w:p>
       <w:r>
         <w:rPr>
-          <w:rFonts w:ascii="Arial" w:hAnsi="Arial" w:cs="Arial"/>
+          <w:rFonts w:ascii="Arial" w:hAnsi="Arial" w:cs="Arial" w:eastAsia="Arial"/>
           <w:b/>
           <w:color w:val="000000"/>
           <w:sz w:val="18"/>
@@ -165,7 +165,7 @@
       </w:r>
       <w:r>
         <w:rPr>
-          <w:rFonts w:ascii="Arial" w:hAnsi="Arial" w:cs="Arial"/>
+          <w:rFonts w:ascii="Arial" w:hAnsi="Arial" w:cs="Arial" w:eastAsia="Arial"/>
           <w:color w:val="000000"/>
           <w:sz w:val="18"/>
           <w:highlight w:val="lightGray"/>
@@ -174,7 +174,7 @@
       </w:r>
       <w:r>
         <w:rPr>
-          <w:rFonts w:ascii="Arial" w:hAnsi="Arial" w:cs="Arial"/>
+          <w:rFonts w:ascii="Arial" w:hAnsi="Arial" w:cs="Arial" w:eastAsia="Arial"/>
           <w:b/>
           <w:color w:val="000000"/>
           <w:sz w:val="18"/>
@@ -184,7 +184,7 @@
       </w:r>
       <w:r>
         <w:rPr>
-          <w:rFonts w:ascii="Arial" w:hAnsi="Arial" w:cs="Arial"/>
+          <w:rFonts w:ascii="Arial" w:hAnsi="Arial" w:cs="Arial" w:eastAsia="Arial"/>
           <w:color w:val="000000"/>
           <w:sz w:val="18"/>
           <w:highlight w:val="lightGray"/>
@@ -193,7 +193,7 @@
       </w:r>
       <w:r>
         <w:rPr>
-          <w:rFonts w:ascii="Arial" w:hAnsi="Arial" w:cs="Arial"/>
+          <w:rFonts w:ascii="Arial" w:hAnsi="Arial" w:cs="Arial" w:eastAsia="Arial"/>
           <w:b/>
           <w:color w:val="000000"/>
           <w:sz w:val="18"/>
@@ -203,7 +203,7 @@
       </w:r>
       <w:r>
         <w:rPr>
-          <w:rFonts w:ascii="Arial" w:hAnsi="Arial" w:cs="Arial"/>
+          <w:rFonts w:ascii="Arial" w:hAnsi="Arial" w:cs="Arial" w:eastAsia="Arial"/>
           <w:color w:val="000000"/>
           <w:sz w:val="18"/>
           <w:highlight w:val="lightGray"/>
@@ -219,7 +219,7 @@
       </w:pPr>
       <w:r>
         <w:rPr>
-          <w:rFonts w:ascii="Roboto Mono" w:hAnsi="Roboto Mono"/>
+          <w:rFonts w:ascii="Roboto Mono" w:hAnsi="Roboto Mono" w:eastAsia="Roboto Mono"/>
         </w:rPr>
         <w:t>The DEFAULT constraint is used to:</w:t>
       </w:r>
@@ -236,7 +236,7 @@
       </w:pPr>
       <w:r>
         <w:rPr>
-          <w:rFonts w:ascii="Roboto Mono" w:hAnsi="Roboto Mono"/>
+          <w:rFonts w:ascii="Roboto Mono" w:hAnsi="Roboto Mono" w:eastAsia="Roboto Mono"/>
         </w:rPr>
         <w:t xml:space="preserve">Automatically populate columns </w:t>
       </w:r>
@@ -253,7 +253,7 @@
       </w:pPr>
       <w:r>
         <w:rPr>
-          <w:rFonts w:ascii="Roboto Mono" w:hAnsi="Roboto Mono"/>
+          <w:rFonts w:ascii="Roboto Mono" w:hAnsi="Roboto Mono" w:eastAsia="Roboto Mono"/>
         </w:rPr>
         <w:t xml:space="preserve">Reduce data entry effort </w:t>
       </w:r>
@@ -270,7 +270,7 @@
       </w:pPr>
       <w:r>
         <w:rPr>
-          <w:rFonts w:ascii="Roboto Mono" w:hAnsi="Roboto Mono"/>
+          <w:rFonts w:ascii="Roboto Mono" w:hAnsi="Roboto Mono" w:eastAsia="Roboto Mono"/>
         </w:rPr>
         <w:t xml:space="preserve">Ensure consistent values </w:t>
       </w:r>
@@ -287,7 +287,7 @@
       </w:pPr>
       <w:r>
         <w:rPr>
-          <w:rFonts w:ascii="Roboto Mono" w:hAnsi="Roboto Mono"/>
+          <w:rFonts w:ascii="Roboto Mono" w:hAnsi="Roboto Mono" w:eastAsia="Roboto Mono"/>
         </w:rPr>
         <w:t xml:space="preserve">Avoid unnecessary NULL values </w:t>
       </w:r>
@@ -304,7 +304,7 @@
       </w:pPr>
       <w:r>
         <w:rPr>
-          <w:rFonts w:ascii="Roboto Mono" w:hAnsi="Roboto Mono"/>
+          <w:rFonts w:ascii="Roboto Mono" w:hAnsi="Roboto Mono" w:eastAsia="Roboto Mono"/>
         </w:rPr>
         <w:t xml:space="preserve">Enforce business defaults </w:t>
       </w:r>
@@ -317,7 +317,7 @@
       </w:pPr>
       <w:r>
         <w:rPr>
-          <w:rFonts w:ascii="Roboto Mono" w:hAnsi="Roboto Mono"/>
+          <w:rFonts w:ascii="Roboto Mono" w:hAnsi="Roboto Mono" w:eastAsia="Roboto Mono"/>
         </w:rPr>
         <w:pict w14:anchorId="3E906DB0">
           <v:rect id="_x0000_i1026" style="width:0;height:1.5pt" o:hralign="center" o:hrstd="t" o:hr="t" fillcolor="#a0a0a0" stroked="f"/>
@@ -341,7 +341,7 @@
     <w:p>
       <w:r>
         <w:rPr>
-          <w:rFonts w:ascii="Arial" w:hAnsi="Arial" w:cs="Arial"/>
+          <w:rFonts w:ascii="Arial" w:hAnsi="Arial" w:cs="Arial" w:eastAsia="Arial"/>
           <w:b/>
           <w:color w:val="000000"/>
           <w:sz w:val="18"/>
@@ -351,7 +351,7 @@
       </w:r>
       <w:r>
         <w:rPr>
-          <w:rFonts w:ascii="Arial" w:hAnsi="Arial" w:cs="Arial"/>
+          <w:rFonts w:ascii="Arial" w:hAnsi="Arial" w:cs="Arial" w:eastAsia="Arial"/>
           <w:color w:val="000000"/>
           <w:sz w:val="18"/>
           <w:highlight w:val="lightGray"/>
@@ -360,7 +360,7 @@
       </w:r>
       <w:r>
         <w:rPr>
-          <w:rFonts w:ascii="Arial" w:hAnsi="Arial" w:cs="Arial"/>
+          <w:rFonts w:ascii="Arial" w:hAnsi="Arial" w:cs="Arial" w:eastAsia="Arial"/>
           <w:b/>
           <w:color w:val="000000"/>
           <w:sz w:val="18"/>
@@ -370,7 +370,7 @@
       </w:r>
       <w:r>
         <w:rPr>
-          <w:rFonts w:ascii="Arial" w:hAnsi="Arial" w:cs="Arial"/>
+          <w:rFonts w:ascii="Arial" w:hAnsi="Arial" w:cs="Arial" w:eastAsia="Arial"/>
           <w:color w:val="000000"/>
           <w:sz w:val="18"/>
           <w:highlight w:val="lightGray"/>
@@ -379,7 +379,7 @@
       </w:r>
       <w:r>
         <w:rPr>
-          <w:rFonts w:ascii="Arial" w:hAnsi="Arial" w:cs="Arial"/>
+          <w:rFonts w:ascii="Arial" w:hAnsi="Arial" w:cs="Arial" w:eastAsia="Arial"/>
           <w:b/>
           <w:color w:val="000000"/>
           <w:sz w:val="18"/>
@@ -389,7 +389,7 @@
       </w:r>
       <w:r>
         <w:rPr>
-          <w:rFonts w:ascii="Arial" w:hAnsi="Arial" w:cs="Arial"/>
+          <w:rFonts w:ascii="Arial" w:hAnsi="Arial" w:cs="Arial" w:eastAsia="Arial"/>
           <w:color w:val="000000"/>
           <w:sz w:val="18"/>
           <w:highlight w:val="lightGray"/>
@@ -405,7 +405,7 @@
       </w:pPr>
       <w:r>
         <w:rPr>
-          <w:rFonts w:ascii="Roboto Mono" w:hAnsi="Roboto Mono"/>
+          <w:rFonts w:ascii="Roboto Mono" w:hAnsi="Roboto Mono" w:eastAsia="Roboto Mono"/>
         </w:rPr>
         <w:t>Suppose a new user account is created.</w:t>
       </w:r>
@@ -418,7 +418,7 @@
       </w:pPr>
       <w:r>
         <w:rPr>
-          <w:rFonts w:ascii="Roboto Mono" w:hAnsi="Roboto Mono"/>
+          <w:rFonts w:ascii="Roboto Mono" w:hAnsi="Roboto Mono" w:eastAsia="Roboto Mono"/>
         </w:rPr>
         <w:t>If no status is provided:</w:t>
       </w:r>
@@ -491,7 +491,7 @@
       </w:pPr>
       <w:r>
         <w:rPr>
-          <w:rFonts w:ascii="Roboto Mono" w:hAnsi="Roboto Mono"/>
+          <w:rFonts w:ascii="Roboto Mono" w:hAnsi="Roboto Mono" w:eastAsia="Roboto Mono"/>
         </w:rPr>
         <w:t>Status = Active</w:t>
       </w:r>
@@ -504,7 +504,7 @@
       </w:pPr>
       <w:r>
         <w:rPr>
-          <w:rFonts w:ascii="Roboto Mono" w:hAnsi="Roboto Mono"/>
+          <w:rFonts w:ascii="Roboto Mono" w:hAnsi="Roboto Mono" w:eastAsia="Roboto Mono"/>
         </w:rPr>
         <w:t>The database automatically inserts:</w:t>
       </w:r>
@@ -577,7 +577,7 @@
       </w:pPr>
       <w:r>
         <w:rPr>
-          <w:rFonts w:ascii="Roboto Mono" w:hAnsi="Roboto Mono"/>
+          <w:rFonts w:ascii="Roboto Mono" w:hAnsi="Roboto Mono" w:eastAsia="Roboto Mono"/>
         </w:rPr>
         <w:t>Active</w:t>
       </w:r>
@@ -590,7 +590,7 @@
       </w:pPr>
       <w:r>
         <w:rPr>
-          <w:rFonts w:ascii="Roboto Mono" w:hAnsi="Roboto Mono"/>
+          <w:rFonts w:ascii="Roboto Mono" w:hAnsi="Roboto Mono" w:eastAsia="Roboto Mono"/>
         </w:rPr>
         <w:pict w14:anchorId="45CCBF4C">
           <v:rect id="_x0000_i1027" style="width:0;height:1.5pt" o:hralign="center" o:hrstd="t" o:hr="t" fillcolor="#a0a0a0" stroked="f"/>
@@ -614,7 +614,7 @@
     <w:p>
       <w:r>
         <w:rPr>
-          <w:rFonts w:ascii="Arial" w:hAnsi="Arial" w:cs="Arial"/>
+          <w:rFonts w:ascii="Arial" w:hAnsi="Arial" w:cs="Arial" w:eastAsia="Arial"/>
           <w:b/>
           <w:color w:val="000000"/>
           <w:sz w:val="18"/>
@@ -624,7 +624,7 @@
       </w:r>
       <w:r>
         <w:rPr>
-          <w:rFonts w:ascii="Arial" w:hAnsi="Arial" w:cs="Arial"/>
+          <w:rFonts w:ascii="Arial" w:hAnsi="Arial" w:cs="Arial" w:eastAsia="Arial"/>
           <w:color w:val="000000"/>
           <w:sz w:val="18"/>
           <w:highlight w:val="lightGray"/>
@@ -633,7 +633,7 @@
       </w:r>
       <w:r>
         <w:rPr>
-          <w:rFonts w:ascii="Arial" w:hAnsi="Arial" w:cs="Arial"/>
+          <w:rFonts w:ascii="Arial" w:hAnsi="Arial" w:cs="Arial" w:eastAsia="Arial"/>
           <w:b/>
           <w:color w:val="000000"/>
           <w:sz w:val="18"/>
@@ -643,7 +643,7 @@
       </w:r>
       <w:r>
         <w:rPr>
-          <w:rFonts w:ascii="Arial" w:hAnsi="Arial" w:cs="Arial"/>
+          <w:rFonts w:ascii="Arial" w:hAnsi="Arial" w:cs="Arial" w:eastAsia="Arial"/>
           <w:color w:val="000000"/>
           <w:sz w:val="18"/>
           <w:highlight w:val="lightGray"/>
@@ -652,7 +652,7 @@
       </w:r>
       <w:r>
         <w:rPr>
-          <w:rFonts w:ascii="Arial" w:hAnsi="Arial" w:cs="Arial"/>
+          <w:rFonts w:ascii="Arial" w:hAnsi="Arial" w:cs="Arial" w:eastAsia="Arial"/>
           <w:b/>
           <w:color w:val="000000"/>
           <w:sz w:val="18"/>
@@ -662,7 +662,7 @@
       </w:r>
       <w:r>
         <w:rPr>
-          <w:rFonts w:ascii="Arial" w:hAnsi="Arial" w:cs="Arial"/>
+          <w:rFonts w:ascii="Arial" w:hAnsi="Arial" w:cs="Arial" w:eastAsia="Arial"/>
           <w:color w:val="000000"/>
           <w:sz w:val="18"/>
           <w:highlight w:val="lightGray"/>
@@ -680,7 +680,7 @@
       </w:pPr>
       <w:r>
         <w:rPr>
-          <w:rFonts w:ascii="Roboto Mono" w:hAnsi="Roboto Mono"/>
+          <w:rFonts w:ascii="Roboto Mono" w:hAnsi="Roboto Mono" w:eastAsia="Roboto Mono"/>
           <w:b/>
           <w:bCs/>
         </w:rPr>
@@ -695,7 +695,7 @@
       </w:pPr>
       <w:r>
         <w:rPr>
-          <w:rFonts w:ascii="Roboto Mono" w:hAnsi="Roboto Mono"/>
+          <w:rFonts w:ascii="Roboto Mono" w:hAnsi="Roboto Mono" w:eastAsia="Roboto Mono"/>
         </w:rPr>
         <w:t>Default:</w:t>
       </w:r>
@@ -768,7 +768,7 @@
       </w:pPr>
       <w:r>
         <w:rPr>
-          <w:rFonts w:ascii="Roboto Mono" w:hAnsi="Roboto Mono"/>
+          <w:rFonts w:ascii="Roboto Mono" w:hAnsi="Roboto Mono" w:eastAsia="Roboto Mono"/>
         </w:rPr>
         <w:t>Active</w:t>
       </w:r>
@@ -781,7 +781,7 @@
       </w:pPr>
       <w:r>
         <w:rPr>
-          <w:rFonts w:ascii="Roboto Mono" w:hAnsi="Roboto Mono"/>
+          <w:rFonts w:ascii="Roboto Mono" w:hAnsi="Roboto Mono" w:eastAsia="Roboto Mono"/>
         </w:rPr>
         <w:pict w14:anchorId="5AD38F97">
           <v:rect id="_x0000_i1028" style="width:0;height:1.5pt" o:hralign="center" o:hrstd="t" o:hr="t" fillcolor="#a0a0a0" stroked="f"/>
@@ -798,7 +798,7 @@
       </w:pPr>
       <w:r>
         <w:rPr>
-          <w:rFonts w:ascii="Roboto Mono" w:hAnsi="Roboto Mono"/>
+          <w:rFonts w:ascii="Roboto Mono" w:hAnsi="Roboto Mono" w:eastAsia="Roboto Mono"/>
           <w:b/>
           <w:bCs/>
         </w:rPr>
@@ -813,7 +813,7 @@
       </w:pPr>
       <w:r>
         <w:rPr>
-          <w:rFonts w:ascii="Roboto Mono" w:hAnsi="Roboto Mono"/>
+          <w:rFonts w:ascii="Roboto Mono" w:hAnsi="Roboto Mono" w:eastAsia="Roboto Mono"/>
         </w:rPr>
         <w:t>Default:</w:t>
       </w:r>
@@ -886,7 +886,7 @@
       </w:pPr>
       <w:r>
         <w:rPr>
-          <w:rFonts w:ascii="Roboto Mono" w:hAnsi="Roboto Mono"/>
+          <w:rFonts w:ascii="Roboto Mono" w:hAnsi="Roboto Mono" w:eastAsia="Roboto Mono"/>
         </w:rPr>
         <w:t>0</w:t>
       </w:r>
@@ -899,7 +899,7 @@
       </w:pPr>
       <w:r>
         <w:rPr>
-          <w:rFonts w:ascii="Roboto Mono" w:hAnsi="Roboto Mono"/>
+          <w:rFonts w:ascii="Roboto Mono" w:hAnsi="Roboto Mono" w:eastAsia="Roboto Mono"/>
         </w:rPr>
         <w:pict w14:anchorId="01386A8D">
           <v:rect id="_x0000_i1029" style="width:0;height:1.5pt" o:hralign="center" o:hrstd="t" o:hr="t" fillcolor="#a0a0a0" stroked="f"/>
@@ -916,7 +916,7 @@
       </w:pPr>
       <w:r>
         <w:rPr>
-          <w:rFonts w:ascii="Roboto Mono" w:hAnsi="Roboto Mono"/>
+          <w:rFonts w:ascii="Roboto Mono" w:hAnsi="Roboto Mono" w:eastAsia="Roboto Mono"/>
           <w:b/>
           <w:bCs/>
         </w:rPr>
@@ -931,7 +931,7 @@
       </w:pPr>
       <w:r>
         <w:rPr>
-          <w:rFonts w:ascii="Roboto Mono" w:hAnsi="Roboto Mono"/>
+          <w:rFonts w:ascii="Roboto Mono" w:hAnsi="Roboto Mono" w:eastAsia="Roboto Mono"/>
         </w:rPr>
         <w:t>Default:</w:t>
       </w:r>
@@ -1004,7 +1004,7 @@
       </w:pPr>
       <w:r>
         <w:rPr>
-          <w:rFonts w:ascii="Roboto Mono" w:hAnsi="Roboto Mono"/>
+          <w:rFonts w:ascii="Roboto Mono" w:hAnsi="Roboto Mono" w:eastAsia="Roboto Mono"/>
         </w:rPr>
         <w:t>Pending</w:t>
       </w:r>
@@ -1017,7 +1017,7 @@
       </w:pPr>
       <w:r>
         <w:rPr>
-          <w:rFonts w:ascii="Roboto Mono" w:hAnsi="Roboto Mono"/>
+          <w:rFonts w:ascii="Roboto Mono" w:hAnsi="Roboto Mono" w:eastAsia="Roboto Mono"/>
         </w:rPr>
         <w:pict w14:anchorId="6C5C5CC4">
           <v:rect id="_x0000_i1030" style="width:0;height:1.5pt" o:hralign="center" o:hrstd="t" o:hr="t" fillcolor="#a0a0a0" stroked="f"/>
@@ -1034,7 +1034,7 @@
       </w:pPr>
       <w:r>
         <w:rPr>
-          <w:rFonts w:ascii="Roboto Mono" w:hAnsi="Roboto Mono"/>
+          <w:rFonts w:ascii="Roboto Mono" w:hAnsi="Roboto Mono" w:eastAsia="Roboto Mono"/>
           <w:b/>
           <w:bCs/>
         </w:rPr>
@@ -1049,7 +1049,7 @@
       </w:pPr>
       <w:r>
         <w:rPr>
-          <w:rFonts w:ascii="Roboto Mono" w:hAnsi="Roboto Mono"/>
+          <w:rFonts w:ascii="Roboto Mono" w:hAnsi="Roboto Mono" w:eastAsia="Roboto Mono"/>
         </w:rPr>
         <w:t>Default:</w:t>
       </w:r>
@@ -1122,7 +1122,7 @@
       </w:pPr>
       <w:r>
         <w:rPr>
-          <w:rFonts w:ascii="Roboto Mono" w:hAnsi="Roboto Mono"/>
+          <w:rFonts w:ascii="Roboto Mono" w:hAnsi="Roboto Mono" w:eastAsia="Roboto Mono"/>
         </w:rPr>
         <w:t>Egypt</w:t>
       </w:r>
@@ -1135,7 +1135,7 @@
       </w:pPr>
       <w:r>
         <w:rPr>
-          <w:rFonts w:ascii="Roboto Mono" w:hAnsi="Roboto Mono"/>
+          <w:rFonts w:ascii="Roboto Mono" w:hAnsi="Roboto Mono" w:eastAsia="Roboto Mono"/>
         </w:rPr>
         <w:pict w14:anchorId="2E5FB83A">
           <v:rect id="_x0000_i1031" style="width:0;height:1.5pt" o:hralign="center" o:hrstd="t" o:hr="t" fillcolor="#a0a0a0" stroked="f"/>
@@ -1152,7 +1152,7 @@
       </w:pPr>
       <w:r>
         <w:rPr>
-          <w:rFonts w:ascii="Roboto Mono" w:hAnsi="Roboto Mono"/>
+          <w:rFonts w:ascii="Roboto Mono" w:hAnsi="Roboto Mono" w:eastAsia="Roboto Mono"/>
           <w:b/>
           <w:bCs/>
         </w:rPr>
@@ -1167,7 +1167,7 @@
       </w:pPr>
       <w:r>
         <w:rPr>
-          <w:rFonts w:ascii="Roboto Mono" w:hAnsi="Roboto Mono"/>
+          <w:rFonts w:ascii="Roboto Mono" w:hAnsi="Roboto Mono" w:eastAsia="Roboto Mono"/>
         </w:rPr>
         <w:t>Default:</w:t>
       </w:r>
@@ -1240,7 +1240,7 @@
       </w:pPr>
       <w:r>
         <w:rPr>
-          <w:rFonts w:ascii="Roboto Mono" w:hAnsi="Roboto Mono"/>
+          <w:rFonts w:ascii="Roboto Mono" w:hAnsi="Roboto Mono" w:eastAsia="Roboto Mono"/>
         </w:rPr>
         <w:t>Current Date</w:t>
       </w:r>
@@ -1253,7 +1253,7 @@
       </w:pPr>
       <w:r>
         <w:rPr>
-          <w:rFonts w:ascii="Roboto Mono" w:hAnsi="Roboto Mono"/>
+          <w:rFonts w:ascii="Roboto Mono" w:hAnsi="Roboto Mono" w:eastAsia="Roboto Mono"/>
         </w:rPr>
         <w:pict w14:anchorId="292B532D">
           <v:rect id="_x0000_i1032" style="width:0;height:1.5pt" o:hralign="center" o:hrstd="t" o:hr="t" fillcolor="#a0a0a0" stroked="f"/>
@@ -1277,7 +1277,7 @@
     <w:p>
       <w:r>
         <w:rPr>
-          <w:rFonts w:ascii="Arial" w:hAnsi="Arial" w:cs="Arial"/>
+          <w:rFonts w:ascii="Arial" w:hAnsi="Arial" w:cs="Arial" w:eastAsia="Arial"/>
           <w:b/>
           <w:color w:val="000000"/>
           <w:sz w:val="18"/>
@@ -1287,7 +1287,7 @@
       </w:r>
       <w:r>
         <w:rPr>
-          <w:rFonts w:ascii="Arial" w:hAnsi="Arial" w:cs="Arial"/>
+          <w:rFonts w:ascii="Arial" w:hAnsi="Arial" w:cs="Arial" w:eastAsia="Arial"/>
           <w:color w:val="000000"/>
           <w:sz w:val="18"/>
           <w:highlight w:val="lightGray"/>
@@ -1296,7 +1296,7 @@
       </w:r>
       <w:r>
         <w:rPr>
-          <w:rFonts w:ascii="Arial" w:hAnsi="Arial" w:cs="Arial"/>
+          <w:rFonts w:ascii="Arial" w:hAnsi="Arial" w:cs="Arial" w:eastAsia="Arial"/>
           <w:b/>
           <w:color w:val="000000"/>
           <w:sz w:val="18"/>
@@ -1306,7 +1306,7 @@
       </w:r>
       <w:r>
         <w:rPr>
-          <w:rFonts w:ascii="Arial" w:hAnsi="Arial" w:cs="Arial"/>
+          <w:rFonts w:ascii="Arial" w:hAnsi="Arial" w:cs="Arial" w:eastAsia="Arial"/>
           <w:color w:val="000000"/>
           <w:sz w:val="18"/>
           <w:highlight w:val="lightGray"/>
@@ -1315,7 +1315,7 @@
       </w:r>
       <w:r>
         <w:rPr>
-          <w:rFonts w:ascii="Arial" w:hAnsi="Arial" w:cs="Arial"/>
+          <w:rFonts w:ascii="Arial" w:hAnsi="Arial" w:cs="Arial" w:eastAsia="Arial"/>
           <w:b/>
           <w:color w:val="000000"/>
           <w:sz w:val="18"/>
@@ -1325,7 +1325,7 @@
       </w:r>
       <w:r>
         <w:rPr>
-          <w:rFonts w:ascii="Arial" w:hAnsi="Arial" w:cs="Arial"/>
+          <w:rFonts w:ascii="Arial" w:hAnsi="Arial" w:cs="Arial" w:eastAsia="Arial"/>
           <w:color w:val="000000"/>
           <w:sz w:val="18"/>
           <w:highlight w:val="lightGray"/>
@@ -1343,7 +1343,7 @@
       </w:pPr>
       <w:r>
         <w:rPr>
-          <w:rFonts w:ascii="Roboto Mono" w:hAnsi="Roboto Mono"/>
+          <w:rFonts w:ascii="Roboto Mono" w:hAnsi="Roboto Mono" w:eastAsia="Roboto Mono"/>
           <w:b/>
           <w:bCs/>
         </w:rPr>
@@ -1420,41 +1420,41 @@
       </w:pPr>
       <w:r>
         <w:rPr>
-          <w:rFonts w:ascii="Roboto Mono" w:hAnsi="Roboto Mono"/>
+          <w:rFonts w:ascii="Roboto Mono" w:hAnsi="Roboto Mono" w:eastAsia="Roboto Mono"/>
         </w:rPr>
         <w:t>CREATE TABLE Users (</w:t>
       </w:r>
       <w:r>
         <w:rPr>
-          <w:rFonts w:ascii="Roboto Mono" w:hAnsi="Roboto Mono"/>
+          <w:rFonts w:ascii="Roboto Mono" w:hAnsi="Roboto Mono" w:eastAsia="Roboto Mono"/>
         </w:rPr>
         <w:br/>
         <w:t xml:space="preserve">    UserID INT PRIMARY KEY,</w:t>
       </w:r>
       <w:r>
         <w:rPr>
-          <w:rFonts w:ascii="Roboto Mono" w:hAnsi="Roboto Mono"/>
+          <w:rFonts w:ascii="Roboto Mono" w:hAnsi="Roboto Mono" w:eastAsia="Roboto Mono"/>
         </w:rPr>
         <w:br/>
         <w:t xml:space="preserve">    Name VARCHAR(100),</w:t>
       </w:r>
       <w:r>
         <w:rPr>
-          <w:rFonts w:ascii="Roboto Mono" w:hAnsi="Roboto Mono"/>
+          <w:rFonts w:ascii="Roboto Mono" w:hAnsi="Roboto Mono" w:eastAsia="Roboto Mono"/>
         </w:rPr>
         <w:br/>
         <w:t xml:space="preserve">    Status VARCHAR(20)</w:t>
       </w:r>
       <w:r>
         <w:rPr>
-          <w:rFonts w:ascii="Roboto Mono" w:hAnsi="Roboto Mono"/>
+          <w:rFonts w:ascii="Roboto Mono" w:hAnsi="Roboto Mono" w:eastAsia="Roboto Mono"/>
         </w:rPr>
         <w:br/>
         <w:t xml:space="preserve">        DEFAULT 'Active'</w:t>
       </w:r>
       <w:r>
         <w:rPr>
-          <w:rFonts w:ascii="Roboto Mono" w:hAnsi="Roboto Mono"/>
+          <w:rFonts w:ascii="Roboto Mono" w:hAnsi="Roboto Mono" w:eastAsia="Roboto Mono"/>
         </w:rPr>
         <w:br/>
         <w:t>);</w:t>
@@ -1468,7 +1468,7 @@
       </w:pPr>
       <w:r>
         <w:rPr>
-          <w:rFonts w:ascii="Roboto Mono" w:hAnsi="Roboto Mono"/>
+          <w:rFonts w:ascii="Roboto Mono" w:hAnsi="Roboto Mono" w:eastAsia="Roboto Mono"/>
         </w:rPr>
         <w:pict w14:anchorId="7E22B179">
           <v:rect id="_x0000_i1033" style="width:0;height:1.5pt" o:hralign="center" o:hrstd="t" o:hr="t" fillcolor="#a0a0a0" stroked="f"/>
@@ -1485,7 +1485,7 @@
       </w:pPr>
       <w:r>
         <w:rPr>
-          <w:rFonts w:ascii="Roboto Mono" w:hAnsi="Roboto Mono"/>
+          <w:rFonts w:ascii="Roboto Mono" w:hAnsi="Roboto Mono" w:eastAsia="Roboto Mono"/>
           <w:b/>
           <w:bCs/>
         </w:rPr>
@@ -1562,13 +1562,13 @@
       </w:pPr>
       <w:r>
         <w:rPr>
-          <w:rFonts w:ascii="Roboto Mono" w:hAnsi="Roboto Mono"/>
+          <w:rFonts w:ascii="Roboto Mono" w:hAnsi="Roboto Mono" w:eastAsia="Roboto Mono"/>
         </w:rPr>
         <w:t>INSERT INTO Users (UserID, Name)</w:t>
       </w:r>
       <w:r>
         <w:rPr>
-          <w:rFonts w:ascii="Roboto Mono" w:hAnsi="Roboto Mono"/>
+          <w:rFonts w:ascii="Roboto Mono" w:hAnsi="Roboto Mono" w:eastAsia="Roboto Mono"/>
         </w:rPr>
         <w:br/>
         <w:t>VALUES (1, 'Ali');</w:t>
@@ -1582,7 +1582,7 @@
       </w:pPr>
       <w:r>
         <w:rPr>
-          <w:rFonts w:ascii="Roboto Mono" w:hAnsi="Roboto Mono"/>
+          <w:rFonts w:ascii="Roboto Mono" w:hAnsi="Roboto Mono" w:eastAsia="Roboto Mono"/>
         </w:rPr>
         <w:pict w14:anchorId="13FF5DC7">
           <v:rect id="_x0000_i1034" style="width:0;height:1.5pt" o:hralign="center" o:hrstd="t" o:hr="t" fillcolor="#a0a0a0" stroked="f"/>
@@ -1599,7 +1599,7 @@
       </w:pPr>
       <w:r>
         <w:rPr>
-          <w:rFonts w:ascii="Roboto Mono" w:hAnsi="Roboto Mono"/>
+          <w:rFonts w:ascii="Roboto Mono" w:hAnsi="Roboto Mono" w:eastAsia="Roboto Mono"/>
           <w:b/>
           <w:bCs/>
         </w:rPr>
@@ -1837,7 +1837,7 @@
       </w:pPr>
       <w:r>
         <w:rPr>
-          <w:rFonts w:ascii="Roboto Mono" w:hAnsi="Roboto Mono"/>
+          <w:rFonts w:ascii="Roboto Mono" w:hAnsi="Roboto Mono" w:eastAsia="Roboto Mono"/>
         </w:rPr>
         <w:t>The database automatically used the default value.</w:t>
       </w:r>
@@ -1850,7 +1850,7 @@
       </w:pPr>
       <w:r>
         <w:rPr>
-          <w:rFonts w:ascii="Roboto Mono" w:hAnsi="Roboto Mono"/>
+          <w:rFonts w:ascii="Roboto Mono" w:hAnsi="Roboto Mono" w:eastAsia="Roboto Mono"/>
         </w:rPr>
         <w:pict w14:anchorId="46BD67A5">
           <v:rect id="_x0000_i1035" style="width:0;height:1.5pt" o:hralign="center" o:hrstd="t" o:hr="t" fillcolor="#a0a0a0" stroked="f"/>
@@ -1874,7 +1874,7 @@
     <w:p>
       <w:r>
         <w:rPr>
-          <w:rFonts w:ascii="Arial" w:hAnsi="Arial" w:cs="Arial"/>
+          <w:rFonts w:ascii="Arial" w:hAnsi="Arial" w:cs="Arial" w:eastAsia="Arial"/>
           <w:b/>
           <w:color w:val="000000"/>
           <w:sz w:val="18"/>
@@ -1884,7 +1884,7 @@
       </w:r>
       <w:r>
         <w:rPr>
-          <w:rFonts w:ascii="Arial" w:hAnsi="Arial" w:cs="Arial"/>
+          <w:rFonts w:ascii="Arial" w:hAnsi="Arial" w:cs="Arial" w:eastAsia="Arial"/>
           <w:color w:val="000000"/>
           <w:sz w:val="18"/>
           <w:highlight w:val="lightGray"/>
@@ -1893,7 +1893,7 @@
       </w:r>
       <w:r>
         <w:rPr>
-          <w:rFonts w:ascii="Arial" w:hAnsi="Arial" w:cs="Arial"/>
+          <w:rFonts w:ascii="Arial" w:hAnsi="Arial" w:cs="Arial" w:eastAsia="Arial"/>
           <w:b/>
           <w:color w:val="000000"/>
           <w:sz w:val="18"/>
@@ -1903,7 +1903,7 @@
       </w:r>
       <w:r>
         <w:rPr>
-          <w:rFonts w:ascii="Arial" w:hAnsi="Arial" w:cs="Arial"/>
+          <w:rFonts w:ascii="Arial" w:hAnsi="Arial" w:cs="Arial" w:eastAsia="Arial"/>
           <w:color w:val="000000"/>
           <w:sz w:val="18"/>
           <w:highlight w:val="lightGray"/>
@@ -1912,7 +1912,7 @@
       </w:r>
       <w:r>
         <w:rPr>
-          <w:rFonts w:ascii="Arial" w:hAnsi="Arial" w:cs="Arial"/>
+          <w:rFonts w:ascii="Arial" w:hAnsi="Arial" w:cs="Arial" w:eastAsia="Arial"/>
           <w:b/>
           <w:color w:val="000000"/>
           <w:sz w:val="18"/>
@@ -1922,7 +1922,7 @@
       </w:r>
       <w:r>
         <w:rPr>
-          <w:rFonts w:ascii="Arial" w:hAnsi="Arial" w:cs="Arial"/>
+          <w:rFonts w:ascii="Arial" w:hAnsi="Arial" w:cs="Arial" w:eastAsia="Arial"/>
           <w:color w:val="000000"/>
           <w:sz w:val="18"/>
           <w:highlight w:val="lightGray"/>
@@ -1940,7 +1940,7 @@
       </w:pPr>
       <w:r>
         <w:rPr>
-          <w:rFonts w:ascii="Roboto Mono" w:hAnsi="Roboto Mono"/>
+          <w:rFonts w:ascii="Roboto Mono" w:hAnsi="Roboto Mono" w:eastAsia="Roboto Mono"/>
           <w:b/>
           <w:bCs/>
         </w:rPr>
@@ -2223,7 +2223,7 @@
       </w:pPr>
       <w:r>
         <w:rPr>
-          <w:rFonts w:ascii="Roboto Mono" w:hAnsi="Roboto Mono"/>
+          <w:rFonts w:ascii="Roboto Mono" w:hAnsi="Roboto Mono" w:eastAsia="Roboto Mono"/>
         </w:rPr>
         <w:pict w14:anchorId="6B3E024D">
           <v:rect id="_x0000_i1036" style="width:0;height:1.5pt" o:hralign="center" o:hrstd="t" o:hr="t" fillcolor="#a0a0a0" stroked="f"/>
@@ -2240,7 +2240,7 @@
       </w:pPr>
       <w:r>
         <w:rPr>
-          <w:rFonts w:ascii="Roboto Mono" w:hAnsi="Roboto Mono"/>
+          <w:rFonts w:ascii="Roboto Mono" w:hAnsi="Roboto Mono" w:eastAsia="Roboto Mono"/>
           <w:b/>
           <w:bCs/>
         </w:rPr>
@@ -2317,20 +2317,20 @@
       </w:pPr>
       <w:r>
         <w:rPr>
-          <w:rFonts w:ascii="Roboto Mono" w:hAnsi="Roboto Mono"/>
+          <w:rFonts w:ascii="Roboto Mono" w:hAnsi="Roboto Mono" w:eastAsia="Roboto Mono"/>
         </w:rPr>
         <w:t>INSERT INTO Customers</w:t>
       </w:r>
       <w:r>
         <w:rPr>
-          <w:rFonts w:ascii="Roboto Mono" w:hAnsi="Roboto Mono"/>
+          <w:rFonts w:ascii="Roboto Mono" w:hAnsi="Roboto Mono" w:eastAsia="Roboto Mono"/>
         </w:rPr>
         <w:br/>
         <w:t>(Name)</w:t>
       </w:r>
       <w:r>
         <w:rPr>
-          <w:rFonts w:ascii="Roboto Mono" w:hAnsi="Roboto Mono"/>
+          <w:rFonts w:ascii="Roboto Mono" w:hAnsi="Roboto Mono" w:eastAsia="Roboto Mono"/>
         </w:rPr>
         <w:br/>
         <w:t>VALUES ('Sara');</w:t>
@@ -2344,7 +2344,7 @@
       </w:pPr>
       <w:r>
         <w:rPr>
-          <w:rFonts w:ascii="Roboto Mono" w:hAnsi="Roboto Mono"/>
+          <w:rFonts w:ascii="Roboto Mono" w:hAnsi="Roboto Mono" w:eastAsia="Roboto Mono"/>
         </w:rPr>
         <w:pict w14:anchorId="44EB2A40">
           <v:rect id="_x0000_i1037" style="width:0;height:1.5pt" o:hralign="center" o:hrstd="t" o:hr="t" fillcolor="#a0a0a0" stroked="f"/>
@@ -2361,7 +2361,7 @@
       </w:pPr>
       <w:r>
         <w:rPr>
-          <w:rFonts w:ascii="Roboto Mono" w:hAnsi="Roboto Mono"/>
+          <w:rFonts w:ascii="Roboto Mono" w:hAnsi="Roboto Mono" w:eastAsia="Roboto Mono"/>
           <w:b/>
           <w:bCs/>
         </w:rPr>
@@ -2554,7 +2554,7 @@
       </w:pPr>
       <w:r>
         <w:rPr>
-          <w:rFonts w:ascii="Roboto Mono" w:hAnsi="Roboto Mono"/>
+          <w:rFonts w:ascii="Roboto Mono" w:hAnsi="Roboto Mono" w:eastAsia="Roboto Mono"/>
         </w:rPr>
         <w:t>Country was assigned automatically.</w:t>
       </w:r>
@@ -2567,7 +2567,7 @@
       </w:pPr>
       <w:r>
         <w:rPr>
-          <w:rFonts w:ascii="Roboto Mono" w:hAnsi="Roboto Mono"/>
+          <w:rFonts w:ascii="Roboto Mono" w:hAnsi="Roboto Mono" w:eastAsia="Roboto Mono"/>
         </w:rPr>
         <w:pict w14:anchorId="0CC0B0D8">
           <v:rect id="_x0000_i1038" style="width:0;height:1.5pt" o:hralign="center" o:hrstd="t" o:hr="t" fillcolor="#a0a0a0" stroked="f"/>
@@ -2591,7 +2591,7 @@
     <w:p>
       <w:r>
         <w:rPr>
-          <w:rFonts w:ascii="Arial" w:hAnsi="Arial" w:cs="Arial"/>
+          <w:rFonts w:ascii="Arial" w:hAnsi="Arial" w:cs="Arial" w:eastAsia="Arial"/>
           <w:b/>
           <w:color w:val="000000"/>
           <w:sz w:val="18"/>
@@ -2601,7 +2601,7 @@
       </w:r>
       <w:r>
         <w:rPr>
-          <w:rFonts w:ascii="Arial" w:hAnsi="Arial" w:cs="Arial"/>
+          <w:rFonts w:ascii="Arial" w:hAnsi="Arial" w:cs="Arial" w:eastAsia="Arial"/>
           <w:color w:val="000000"/>
           <w:sz w:val="18"/>
           <w:highlight w:val="lightGray"/>
@@ -2610,7 +2610,7 @@
       </w:r>
       <w:r>
         <w:rPr>
-          <w:rFonts w:ascii="Arial" w:hAnsi="Arial" w:cs="Arial"/>
+          <w:rFonts w:ascii="Arial" w:hAnsi="Arial" w:cs="Arial" w:eastAsia="Arial"/>
           <w:b/>
           <w:color w:val="000000"/>
           <w:sz w:val="18"/>
@@ -2620,7 +2620,7 @@
       </w:r>
       <w:r>
         <w:rPr>
-          <w:rFonts w:ascii="Arial" w:hAnsi="Arial" w:cs="Arial"/>
+          <w:rFonts w:ascii="Arial" w:hAnsi="Arial" w:cs="Arial" w:eastAsia="Arial"/>
           <w:color w:val="000000"/>
           <w:sz w:val="18"/>
           <w:highlight w:val="lightGray"/>
@@ -2629,7 +2629,7 @@
       </w:r>
       <w:r>
         <w:rPr>
-          <w:rFonts w:ascii="Arial" w:hAnsi="Arial" w:cs="Arial"/>
+          <w:rFonts w:ascii="Arial" w:hAnsi="Arial" w:cs="Arial" w:eastAsia="Arial"/>
           <w:b/>
           <w:color w:val="000000"/>
           <w:sz w:val="18"/>
@@ -2639,7 +2639,7 @@
       </w:r>
       <w:r>
         <w:rPr>
-          <w:rFonts w:ascii="Arial" w:hAnsi="Arial" w:cs="Arial"/>
+          <w:rFonts w:ascii="Arial" w:hAnsi="Arial" w:cs="Arial" w:eastAsia="Arial"/>
           <w:color w:val="000000"/>
           <w:sz w:val="18"/>
           <w:highlight w:val="lightGray"/>
@@ -2655,7 +2655,7 @@
       </w:pPr>
       <w:r>
         <w:rPr>
-          <w:rFonts w:ascii="Roboto Mono" w:hAnsi="Roboto Mono"/>
+          <w:rFonts w:ascii="Roboto Mono" w:hAnsi="Roboto Mono" w:eastAsia="Roboto Mono"/>
         </w:rPr>
         <w:t>A DEFAULT constraint:</w:t>
       </w:r>
@@ -2672,7 +2672,7 @@
       </w:pPr>
       <w:r>
         <w:rPr>
-          <w:rFonts w:ascii="Roboto Mono" w:hAnsi="Roboto Mono"/>
+          <w:rFonts w:ascii="Roboto Mono" w:hAnsi="Roboto Mono" w:eastAsia="Roboto Mono"/>
         </w:rPr>
         <w:t xml:space="preserve">Provides an automatic value </w:t>
       </w:r>
@@ -2689,7 +2689,7 @@
       </w:pPr>
       <w:r>
         <w:rPr>
-          <w:rFonts w:ascii="Roboto Mono" w:hAnsi="Roboto Mono"/>
+          <w:rFonts w:ascii="Roboto Mono" w:hAnsi="Roboto Mono" w:eastAsia="Roboto Mono"/>
         </w:rPr>
         <w:t xml:space="preserve">Is used only when no value is supplied </w:t>
       </w:r>
@@ -2706,7 +2706,7 @@
       </w:pPr>
       <w:r>
         <w:rPr>
-          <w:rFonts w:ascii="Roboto Mono" w:hAnsi="Roboto Mono"/>
+          <w:rFonts w:ascii="Roboto Mono" w:hAnsi="Roboto Mono" w:eastAsia="Roboto Mono"/>
         </w:rPr>
         <w:t xml:space="preserve">Can be used with numbers, text, dates, and booleans </w:t>
       </w:r>
@@ -2723,7 +2723,7 @@
       </w:pPr>
       <w:r>
         <w:rPr>
-          <w:rFonts w:ascii="Roboto Mono" w:hAnsi="Roboto Mono"/>
+          <w:rFonts w:ascii="Roboto Mono" w:hAnsi="Roboto Mono" w:eastAsia="Roboto Mono"/>
         </w:rPr>
         <w:t xml:space="preserve">Improves consistency </w:t>
       </w:r>
@@ -2736,7 +2736,7 @@
       </w:pPr>
       <w:r>
         <w:rPr>
-          <w:rFonts w:ascii="Roboto Mono" w:hAnsi="Roboto Mono"/>
+          <w:rFonts w:ascii="Roboto Mono" w:hAnsi="Roboto Mono" w:eastAsia="Roboto Mono"/>
         </w:rPr>
         <w:pict w14:anchorId="574D0EE8">
           <v:rect id="_x0000_i1039" style="width:0;height:1.5pt" o:hralign="center" o:hrstd="t" o:hr="t" fillcolor="#a0a0a0" stroked="f"/>
@@ -2767,7 +2767,7 @@
       </w:pPr>
       <w:r>
         <w:rPr>
-          <w:rFonts w:ascii="Arial" w:hAnsi="Arial" w:cs="Arial"/>
+          <w:rFonts w:ascii="Arial" w:hAnsi="Arial" w:cs="Arial" w:eastAsia="Arial"/>
           <w:b/>
           <w:color w:val="000000"/>
           <w:sz w:val="18"/>
@@ -2777,7 +2777,7 @@
       </w:r>
       <w:r>
         <w:rPr>
-          <w:rFonts w:ascii="Arial" w:hAnsi="Arial" w:cs="Arial"/>
+          <w:rFonts w:ascii="Arial" w:hAnsi="Arial" w:cs="Arial" w:eastAsia="Arial"/>
           <w:color w:val="000000"/>
           <w:sz w:val="18"/>
           <w:highlight w:val="lightGray"/>
@@ -2786,7 +2786,7 @@
       </w:r>
       <w:r>
         <w:rPr>
-          <w:rFonts w:ascii="Arial" w:hAnsi="Arial" w:cs="Arial"/>
+          <w:rFonts w:ascii="Arial" w:hAnsi="Arial" w:cs="Arial" w:eastAsia="Arial"/>
           <w:b/>
           <w:color w:val="000000"/>
           <w:sz w:val="18"/>
@@ -2796,7 +2796,7 @@
       </w:r>
       <w:r>
         <w:rPr>
-          <w:rFonts w:ascii="Arial" w:hAnsi="Arial" w:cs="Arial"/>
+          <w:rFonts w:ascii="Arial" w:hAnsi="Arial" w:cs="Arial" w:eastAsia="Arial"/>
           <w:color w:val="000000"/>
           <w:sz w:val="18"/>
           <w:highlight w:val="lightGray"/>
@@ -2805,7 +2805,7 @@
       </w:r>
       <w:r>
         <w:rPr>
-          <w:rFonts w:ascii="Arial" w:hAnsi="Arial" w:cs="Arial"/>
+          <w:rFonts w:ascii="Arial" w:hAnsi="Arial" w:cs="Arial" w:eastAsia="Arial"/>
           <w:b/>
           <w:color w:val="000000"/>
           <w:sz w:val="18"/>
@@ -2815,7 +2815,7 @@
       </w:r>
       <w:r>
         <w:rPr>
-          <w:rFonts w:ascii="Arial" w:hAnsi="Arial" w:cs="Arial"/>
+          <w:rFonts w:ascii="Arial" w:hAnsi="Arial" w:cs="Arial" w:eastAsia="Arial"/>
           <w:color w:val="000000"/>
           <w:sz w:val="18"/>
           <w:highlight w:val="lightGray"/>
@@ -2886,34 +2886,34 @@
       </w:pPr>
       <w:r>
         <w:rPr>
-          <w:rFonts w:ascii="Roboto Mono" w:hAnsi="Roboto Mono"/>
+          <w:rFonts w:ascii="Roboto Mono" w:hAnsi="Roboto Mono" w:eastAsia="Roboto Mono"/>
         </w:rPr>
         <w:t>CREATE TABLE Orders (</w:t>
       </w:r>
       <w:r>
         <w:rPr>
-          <w:rFonts w:ascii="Roboto Mono" w:hAnsi="Roboto Mono"/>
+          <w:rFonts w:ascii="Roboto Mono" w:hAnsi="Roboto Mono" w:eastAsia="Roboto Mono"/>
         </w:rPr>
         <w:br/>
         <w:t xml:space="preserve">    OrderID INT PRIMARY KEY,</w:t>
       </w:r>
       <w:r>
         <w:rPr>
-          <w:rFonts w:ascii="Roboto Mono" w:hAnsi="Roboto Mono"/>
+          <w:rFonts w:ascii="Roboto Mono" w:hAnsi="Roboto Mono" w:eastAsia="Roboto Mono"/>
         </w:rPr>
         <w:br/>
         <w:t xml:space="preserve">    Status VARCHAR(20)</w:t>
       </w:r>
       <w:r>
         <w:rPr>
-          <w:rFonts w:ascii="Roboto Mono" w:hAnsi="Roboto Mono"/>
+          <w:rFonts w:ascii="Roboto Mono" w:hAnsi="Roboto Mono" w:eastAsia="Roboto Mono"/>
         </w:rPr>
         <w:br/>
         <w:t xml:space="preserve">        DEFAULT 'Pending'</w:t>
       </w:r>
       <w:r>
         <w:rPr>
-          <w:rFonts w:ascii="Roboto Mono" w:hAnsi="Roboto Mono"/>
+          <w:rFonts w:ascii="Roboto Mono" w:hAnsi="Roboto Mono" w:eastAsia="Roboto Mono"/>
         </w:rPr>
         <w:br/>
         <w:t>);</w:t>
@@ -2927,7 +2927,7 @@
       </w:pPr>
       <w:r>
         <w:rPr>
-          <w:rFonts w:ascii="Roboto Mono" w:hAnsi="Roboto Mono"/>
+          <w:rFonts w:ascii="Roboto Mono" w:hAnsi="Roboto Mono" w:eastAsia="Roboto Mono"/>
         </w:rPr>
         <w:pict w14:anchorId="4241BC36">
           <v:rect id="_x0000_i1040" style="width:0;height:1.5pt" o:hralign="center" o:hrstd="t" o:hr="t" fillcolor="#a0a0a0" stroked="f"/>
@@ -2944,7 +2944,7 @@
       </w:pPr>
       <w:r>
         <w:rPr>
-          <w:rFonts w:ascii="Roboto Mono" w:hAnsi="Roboto Mono"/>
+          <w:rFonts w:ascii="Roboto Mono" w:hAnsi="Roboto Mono" w:eastAsia="Roboto Mono"/>
           <w:b/>
           <w:bCs/>
         </w:rPr>
@@ -3021,13 +3021,13 @@
       </w:pPr>
       <w:r>
         <w:rPr>
-          <w:rFonts w:ascii="Roboto Mono" w:hAnsi="Roboto Mono"/>
+          <w:rFonts w:ascii="Roboto Mono" w:hAnsi="Roboto Mono" w:eastAsia="Roboto Mono"/>
         </w:rPr>
         <w:t>INSERT INTO Orders (OrderID)</w:t>
       </w:r>
       <w:r>
         <w:rPr>
-          <w:rFonts w:ascii="Roboto Mono" w:hAnsi="Roboto Mono"/>
+          <w:rFonts w:ascii="Roboto Mono" w:hAnsi="Roboto Mono" w:eastAsia="Roboto Mono"/>
         </w:rPr>
         <w:br/>
         <w:t>VALUES (1001);</w:t>
@@ -3041,7 +3041,7 @@
       </w:pPr>
       <w:r>
         <w:rPr>
-          <w:rFonts w:ascii="Roboto Mono" w:hAnsi="Roboto Mono"/>
+          <w:rFonts w:ascii="Roboto Mono" w:hAnsi="Roboto Mono" w:eastAsia="Roboto Mono"/>
         </w:rPr>
         <w:pict w14:anchorId="6EDE4CF7">
           <v:rect id="_x0000_i1041" style="width:0;height:1.5pt" o:hralign="center" o:hrstd="t" o:hr="t" fillcolor="#a0a0a0" stroked="f"/>
@@ -3058,7 +3058,7 @@
       </w:pPr>
       <w:r>
         <w:rPr>
-          <w:rFonts w:ascii="Roboto Mono" w:hAnsi="Roboto Mono"/>
+          <w:rFonts w:ascii="Roboto Mono" w:hAnsi="Roboto Mono" w:eastAsia="Roboto Mono"/>
           <w:b/>
           <w:bCs/>
         </w:rPr>
@@ -3251,7 +3251,7 @@
       </w:pPr>
       <w:r>
         <w:rPr>
-          <w:rFonts w:ascii="Roboto Mono" w:hAnsi="Roboto Mono"/>
+          <w:rFonts w:ascii="Roboto Mono" w:hAnsi="Roboto Mono" w:eastAsia="Roboto Mono"/>
         </w:rPr>
         <w:pict w14:anchorId="613B8867">
           <v:rect id="_x0000_i1042" style="width:0;height:1.5pt" o:hralign="center" o:hrstd="t" o:hr="t" fillcolor="#a0a0a0" stroked="f"/>
@@ -3282,7 +3282,7 @@
       </w:pPr>
       <w:r>
         <w:rPr>
-          <w:rFonts w:ascii="Arial" w:hAnsi="Arial" w:cs="Arial"/>
+          <w:rFonts w:ascii="Arial" w:hAnsi="Arial" w:cs="Arial" w:eastAsia="Arial"/>
           <w:b/>
           <w:color w:val="000000"/>
           <w:sz w:val="18"/>
@@ -3292,7 +3292,7 @@
       </w:r>
       <w:r>
         <w:rPr>
-          <w:rFonts w:ascii="Arial" w:hAnsi="Arial" w:cs="Arial"/>
+          <w:rFonts w:ascii="Arial" w:hAnsi="Arial" w:cs="Arial" w:eastAsia="Arial"/>
           <w:color w:val="000000"/>
           <w:sz w:val="18"/>
           <w:highlight w:val="lightGray"/>
@@ -3301,7 +3301,7 @@
       </w:r>
       <w:r>
         <w:rPr>
-          <w:rFonts w:ascii="Arial" w:hAnsi="Arial" w:cs="Arial"/>
+          <w:rFonts w:ascii="Arial" w:hAnsi="Arial" w:cs="Arial" w:eastAsia="Arial"/>
           <w:b/>
           <w:color w:val="000000"/>
           <w:sz w:val="18"/>
@@ -3311,7 +3311,7 @@
       </w:r>
       <w:r>
         <w:rPr>
-          <w:rFonts w:ascii="Arial" w:hAnsi="Arial" w:cs="Arial"/>
+          <w:rFonts w:ascii="Arial" w:hAnsi="Arial" w:cs="Arial" w:eastAsia="Arial"/>
           <w:color w:val="000000"/>
           <w:sz w:val="18"/>
           <w:highlight w:val="lightGray"/>
@@ -3320,7 +3320,7 @@
       </w:r>
       <w:r>
         <w:rPr>
-          <w:rFonts w:ascii="Arial" w:hAnsi="Arial" w:cs="Arial"/>
+          <w:rFonts w:ascii="Arial" w:hAnsi="Arial" w:cs="Arial" w:eastAsia="Arial"/>
           <w:b/>
           <w:color w:val="000000"/>
           <w:sz w:val="18"/>
@@ -3330,7 +3330,7 @@
       </w:r>
       <w:r>
         <w:rPr>
-          <w:rFonts w:ascii="Arial" w:hAnsi="Arial" w:cs="Arial"/>
+          <w:rFonts w:ascii="Arial" w:hAnsi="Arial" w:cs="Arial" w:eastAsia="Arial"/>
           <w:color w:val="000000"/>
           <w:sz w:val="18"/>
           <w:highlight w:val="lightGray"/>
@@ -3401,27 +3401,27 @@
       </w:pPr>
       <w:r>
         <w:rPr>
-          <w:rFonts w:ascii="Roboto Mono" w:hAnsi="Roboto Mono"/>
+          <w:rFonts w:ascii="Roboto Mono" w:hAnsi="Roboto Mono" w:eastAsia="Roboto Mono"/>
         </w:rPr>
         <w:t>CREATE TABLE Products (</w:t>
       </w:r>
       <w:r>
         <w:rPr>
-          <w:rFonts w:ascii="Roboto Mono" w:hAnsi="Roboto Mono"/>
+          <w:rFonts w:ascii="Roboto Mono" w:hAnsi="Roboto Mono" w:eastAsia="Roboto Mono"/>
         </w:rPr>
         <w:br/>
         <w:t xml:space="preserve">    ProductID INT PRIMARY KEY,</w:t>
       </w:r>
       <w:r>
         <w:rPr>
-          <w:rFonts w:ascii="Roboto Mono" w:hAnsi="Roboto Mono"/>
+          <w:rFonts w:ascii="Roboto Mono" w:hAnsi="Roboto Mono" w:eastAsia="Roboto Mono"/>
         </w:rPr>
         <w:br/>
         <w:t xml:space="preserve">    Stock INT DEFAULT 0</w:t>
       </w:r>
       <w:r>
         <w:rPr>
-          <w:rFonts w:ascii="Roboto Mono" w:hAnsi="Roboto Mono"/>
+          <w:rFonts w:ascii="Roboto Mono" w:hAnsi="Roboto Mono" w:eastAsia="Roboto Mono"/>
         </w:rPr>
         <w:br/>
         <w:t>);</w:t>
@@ -3435,7 +3435,7 @@
       </w:pPr>
       <w:r>
         <w:rPr>
-          <w:rFonts w:ascii="Roboto Mono" w:hAnsi="Roboto Mono"/>
+          <w:rFonts w:ascii="Roboto Mono" w:hAnsi="Roboto Mono" w:eastAsia="Roboto Mono"/>
         </w:rPr>
         <w:pict w14:anchorId="43ECCE2E">
           <v:rect id="_x0000_i1043" style="width:0;height:1.5pt" o:hralign="center" o:hrstd="t" o:hr="t" fillcolor="#a0a0a0" stroked="f"/>
@@ -3452,7 +3452,7 @@
       </w:pPr>
       <w:r>
         <w:rPr>
-          <w:rFonts w:ascii="Roboto Mono" w:hAnsi="Roboto Mono"/>
+          <w:rFonts w:ascii="Roboto Mono" w:hAnsi="Roboto Mono" w:eastAsia="Roboto Mono"/>
           <w:b/>
           <w:bCs/>
         </w:rPr>
@@ -3529,13 +3529,13 @@
       </w:pPr>
       <w:r>
         <w:rPr>
-          <w:rFonts w:ascii="Roboto Mono" w:hAnsi="Roboto Mono"/>
+          <w:rFonts w:ascii="Roboto Mono" w:hAnsi="Roboto Mono" w:eastAsia="Roboto Mono"/>
         </w:rPr>
         <w:t>INSERT INTO Products (ProductID)</w:t>
       </w:r>
       <w:r>
         <w:rPr>
-          <w:rFonts w:ascii="Roboto Mono" w:hAnsi="Roboto Mono"/>
+          <w:rFonts w:ascii="Roboto Mono" w:hAnsi="Roboto Mono" w:eastAsia="Roboto Mono"/>
         </w:rPr>
         <w:br/>
         <w:t>VALUES (1);</w:t>
@@ -3549,7 +3549,7 @@
       </w:pPr>
       <w:r>
         <w:rPr>
-          <w:rFonts w:ascii="Roboto Mono" w:hAnsi="Roboto Mono"/>
+          <w:rFonts w:ascii="Roboto Mono" w:hAnsi="Roboto Mono" w:eastAsia="Roboto Mono"/>
         </w:rPr>
         <w:pict w14:anchorId="6EAE90BA">
           <v:rect id="_x0000_i1044" style="width:0;height:1.5pt" o:hralign="center" o:hrstd="t" o:hr="t" fillcolor="#a0a0a0" stroked="f"/>
@@ -3566,7 +3566,7 @@
       </w:pPr>
       <w:r>
         <w:rPr>
-          <w:rFonts w:ascii="Roboto Mono" w:hAnsi="Roboto Mono"/>
+          <w:rFonts w:ascii="Roboto Mono" w:hAnsi="Roboto Mono" w:eastAsia="Roboto Mono"/>
           <w:b/>
           <w:bCs/>
         </w:rPr>
@@ -3759,7 +3759,7 @@
       </w:pPr>
       <w:r>
         <w:rPr>
-          <w:rFonts w:ascii="Roboto Mono" w:hAnsi="Roboto Mono"/>
+          <w:rFonts w:ascii="Roboto Mono" w:hAnsi="Roboto Mono" w:eastAsia="Roboto Mono"/>
         </w:rPr>
         <w:pict w14:anchorId="39F31D7E">
           <v:rect id="_x0000_i1045" style="width:0;height:1.5pt" o:hralign="center" o:hrstd="t" o:hr="t" fillcolor="#a0a0a0" stroked="f"/>
@@ -3783,7 +3783,7 @@
     <w:p>
       <w:r>
         <w:rPr>
-          <w:rFonts w:ascii="Arial" w:hAnsi="Arial" w:cs="Arial"/>
+          <w:rFonts w:ascii="Arial" w:hAnsi="Arial" w:cs="Arial" w:eastAsia="Arial"/>
           <w:b/>
           <w:color w:val="000000"/>
           <w:sz w:val="18"/>
@@ -3793,7 +3793,7 @@
       </w:r>
       <w:r>
         <w:rPr>
-          <w:rFonts w:ascii="Arial" w:hAnsi="Arial" w:cs="Arial"/>
+          <w:rFonts w:ascii="Arial" w:hAnsi="Arial" w:cs="Arial" w:eastAsia="Arial"/>
           <w:color w:val="000000"/>
           <w:sz w:val="18"/>
           <w:highlight w:val="lightGray"/>
@@ -3802,7 +3802,7 @@
       </w:r>
       <w:r>
         <w:rPr>
-          <w:rFonts w:ascii="Arial" w:hAnsi="Arial" w:cs="Arial"/>
+          <w:rFonts w:ascii="Arial" w:hAnsi="Arial" w:cs="Arial" w:eastAsia="Arial"/>
           <w:b/>
           <w:color w:val="000000"/>
           <w:sz w:val="18"/>
@@ -3812,7 +3812,7 @@
       </w:r>
       <w:r>
         <w:rPr>
-          <w:rFonts w:ascii="Arial" w:hAnsi="Arial" w:cs="Arial"/>
+          <w:rFonts w:ascii="Arial" w:hAnsi="Arial" w:cs="Arial" w:eastAsia="Arial"/>
           <w:color w:val="000000"/>
           <w:sz w:val="18"/>
           <w:highlight w:val="lightGray"/>
@@ -3821,7 +3821,7 @@
       </w:r>
       <w:r>
         <w:rPr>
-          <w:rFonts w:ascii="Arial" w:hAnsi="Arial" w:cs="Arial"/>
+          <w:rFonts w:ascii="Arial" w:hAnsi="Arial" w:cs="Arial" w:eastAsia="Arial"/>
           <w:b/>
           <w:color w:val="000000"/>
           <w:sz w:val="18"/>
@@ -3831,7 +3831,7 @@
       </w:r>
       <w:r>
         <w:rPr>
-          <w:rFonts w:ascii="Arial" w:hAnsi="Arial" w:cs="Arial"/>
+          <w:rFonts w:ascii="Arial" w:hAnsi="Arial" w:cs="Arial" w:eastAsia="Arial"/>
           <w:color w:val="000000"/>
           <w:sz w:val="18"/>
           <w:highlight w:val="lightGray"/>
@@ -3847,7 +3847,7 @@
       </w:pPr>
       <w:r>
         <w:rPr>
-          <w:rFonts w:ascii="Roboto Mono" w:hAnsi="Roboto Mono"/>
+          <w:rFonts w:ascii="Roboto Mono" w:hAnsi="Roboto Mono" w:eastAsia="Roboto Mono"/>
         </w:rPr>
         <w:t>Automatically store the current date.</w:t>
       </w:r>
@@ -3862,7 +3862,7 @@
       </w:pPr>
       <w:r>
         <w:rPr>
-          <w:rFonts w:ascii="Roboto Mono" w:hAnsi="Roboto Mono"/>
+          <w:rFonts w:ascii="Roboto Mono" w:hAnsi="Roboto Mono" w:eastAsia="Roboto Mono"/>
           <w:b/>
           <w:bCs/>
         </w:rPr>
@@ -3939,34 +3939,34 @@
       </w:pPr>
       <w:r>
         <w:rPr>
-          <w:rFonts w:ascii="Roboto Mono" w:hAnsi="Roboto Mono"/>
+          <w:rFonts w:ascii="Roboto Mono" w:hAnsi="Roboto Mono" w:eastAsia="Roboto Mono"/>
         </w:rPr>
         <w:t>CREATE TABLE Orders (</w:t>
       </w:r>
       <w:r>
         <w:rPr>
-          <w:rFonts w:ascii="Roboto Mono" w:hAnsi="Roboto Mono"/>
+          <w:rFonts w:ascii="Roboto Mono" w:hAnsi="Roboto Mono" w:eastAsia="Roboto Mono"/>
         </w:rPr>
         <w:br/>
         <w:t xml:space="preserve">    OrderID INT PRIMARY KEY,</w:t>
       </w:r>
       <w:r>
         <w:rPr>
-          <w:rFonts w:ascii="Roboto Mono" w:hAnsi="Roboto Mono"/>
+          <w:rFonts w:ascii="Roboto Mono" w:hAnsi="Roboto Mono" w:eastAsia="Roboto Mono"/>
         </w:rPr>
         <w:br/>
         <w:t xml:space="preserve">    CreatedAt DATETIME</w:t>
       </w:r>
       <w:r>
         <w:rPr>
-          <w:rFonts w:ascii="Roboto Mono" w:hAnsi="Roboto Mono"/>
+          <w:rFonts w:ascii="Roboto Mono" w:hAnsi="Roboto Mono" w:eastAsia="Roboto Mono"/>
         </w:rPr>
         <w:br/>
         <w:t xml:space="preserve">        DEFAULT CURRENT_TIMESTAMP</w:t>
       </w:r>
       <w:r>
         <w:rPr>
-          <w:rFonts w:ascii="Roboto Mono" w:hAnsi="Roboto Mono"/>
+          <w:rFonts w:ascii="Roboto Mono" w:hAnsi="Roboto Mono" w:eastAsia="Roboto Mono"/>
         </w:rPr>
         <w:br/>
         <w:t>);</w:t>
@@ -3980,7 +3980,7 @@
       </w:pPr>
       <w:r>
         <w:rPr>
-          <w:rFonts w:ascii="Roboto Mono" w:hAnsi="Roboto Mono"/>
+          <w:rFonts w:ascii="Roboto Mono" w:hAnsi="Roboto Mono" w:eastAsia="Roboto Mono"/>
         </w:rPr>
         <w:pict w14:anchorId="3EBF303B">
           <v:rect id="_x0000_i1046" style="width:0;height:1.5pt" o:hralign="center" o:hrstd="t" o:hr="t" fillcolor="#a0a0a0" stroked="f"/>
@@ -3997,7 +3997,7 @@
       </w:pPr>
       <w:r>
         <w:rPr>
-          <w:rFonts w:ascii="Roboto Mono" w:hAnsi="Roboto Mono"/>
+          <w:rFonts w:ascii="Roboto Mono" w:hAnsi="Roboto Mono" w:eastAsia="Roboto Mono"/>
           <w:b/>
           <w:bCs/>
         </w:rPr>
@@ -4074,13 +4074,13 @@
       </w:pPr>
       <w:r>
         <w:rPr>
-          <w:rFonts w:ascii="Roboto Mono" w:hAnsi="Roboto Mono"/>
+          <w:rFonts w:ascii="Roboto Mono" w:hAnsi="Roboto Mono" w:eastAsia="Roboto Mono"/>
         </w:rPr>
         <w:t>INSERT INTO Orders (OrderID)</w:t>
       </w:r>
       <w:r>
         <w:rPr>
-          <w:rFonts w:ascii="Roboto Mono" w:hAnsi="Roboto Mono"/>
+          <w:rFonts w:ascii="Roboto Mono" w:hAnsi="Roboto Mono" w:eastAsia="Roboto Mono"/>
         </w:rPr>
         <w:br/>
         <w:t>VALUES (1001);</w:t>
@@ -4094,7 +4094,7 @@
       </w:pPr>
       <w:r>
         <w:rPr>
-          <w:rFonts w:ascii="Roboto Mono" w:hAnsi="Roboto Mono"/>
+          <w:rFonts w:ascii="Roboto Mono" w:hAnsi="Roboto Mono" w:eastAsia="Roboto Mono"/>
         </w:rPr>
         <w:pict w14:anchorId="47AA2FE2">
           <v:rect id="_x0000_i1047" style="width:0;height:1.5pt" o:hralign="center" o:hrstd="t" o:hr="t" fillcolor="#a0a0a0" stroked="f"/>
@@ -4111,7 +4111,7 @@
       </w:pPr>
       <w:r>
         <w:rPr>
-          <w:rFonts w:ascii="Roboto Mono" w:hAnsi="Roboto Mono"/>
+          <w:rFonts w:ascii="Roboto Mono" w:hAnsi="Roboto Mono" w:eastAsia="Roboto Mono"/>
           <w:b/>
           <w:bCs/>
         </w:rPr>
@@ -4304,7 +4304,7 @@
       </w:pPr>
       <w:r>
         <w:rPr>
-          <w:rFonts w:ascii="Roboto Mono" w:hAnsi="Roboto Mono"/>
+          <w:rFonts w:ascii="Roboto Mono" w:hAnsi="Roboto Mono" w:eastAsia="Roboto Mono"/>
         </w:rPr>
         <w:pict w14:anchorId="66FBD2E2">
           <v:rect id="_x0000_i1048" style="width:0;height:1.5pt" o:hralign="center" o:hrstd="t" o:hr="t" fillcolor="#a0a0a0" stroked="f"/>
@@ -4321,7 +4321,7 @@
       </w:pPr>
       <w:r>
         <w:rPr>
-          <w:rFonts w:ascii="Segoe UI Emoji" w:hAnsi="Segoe UI Emoji" w:cs="Segoe UI Emoji"/>
+          <w:rFonts w:ascii="Roboto Mono" w:hAnsi="Roboto Mono" w:cs="Segoe UI Emoji" w:eastAsia="Roboto Mono"/>
           <w:b/>
           <w:bCs/>
         </w:rPr>
@@ -4329,7 +4329,7 @@
       </w:r>
       <w:r>
         <w:rPr>
-          <w:rFonts w:ascii="Roboto Mono" w:hAnsi="Roboto Mono"/>
+          <w:rFonts w:ascii="Roboto Mono" w:hAnsi="Roboto Mono" w:eastAsia="Roboto Mono"/>
           <w:b/>
           <w:bCs/>
         </w:rPr>
@@ -4346,7 +4346,7 @@
       </w:pPr>
       <w:r>
         <w:rPr>
-          <w:rFonts w:ascii="Roboto Mono" w:hAnsi="Roboto Mono"/>
+          <w:rFonts w:ascii="Roboto Mono" w:hAnsi="Roboto Mono" w:eastAsia="Roboto Mono"/>
           <w:b/>
           <w:bCs/>
         </w:rPr>
@@ -4423,41 +4423,41 @@
       </w:pPr>
       <w:r>
         <w:rPr>
-          <w:rFonts w:ascii="Roboto Mono" w:hAnsi="Roboto Mono"/>
+          <w:rFonts w:ascii="Roboto Mono" w:hAnsi="Roboto Mono" w:eastAsia="Roboto Mono"/>
         </w:rPr>
         <w:t>CREATE TABLE Products (</w:t>
       </w:r>
       <w:r>
         <w:rPr>
-          <w:rFonts w:ascii="Roboto Mono" w:hAnsi="Roboto Mono"/>
+          <w:rFonts w:ascii="Roboto Mono" w:hAnsi="Roboto Mono" w:eastAsia="Roboto Mono"/>
         </w:rPr>
         <w:br/>
         <w:t xml:space="preserve">    ProductID INT PRIMARY KEY,</w:t>
       </w:r>
       <w:r>
         <w:rPr>
-          <w:rFonts w:ascii="Roboto Mono" w:hAnsi="Roboto Mono"/>
+          <w:rFonts w:ascii="Roboto Mono" w:hAnsi="Roboto Mono" w:eastAsia="Roboto Mono"/>
         </w:rPr>
         <w:br/>
         <w:t xml:space="preserve">    ProductName VARCHAR(100),</w:t>
       </w:r>
       <w:r>
         <w:rPr>
-          <w:rFonts w:ascii="Roboto Mono" w:hAnsi="Roboto Mono"/>
+          <w:rFonts w:ascii="Roboto Mono" w:hAnsi="Roboto Mono" w:eastAsia="Roboto Mono"/>
         </w:rPr>
         <w:br/>
         <w:t xml:space="preserve">    Stock INT DEFAULT 0,</w:t>
       </w:r>
       <w:r>
         <w:rPr>
-          <w:rFonts w:ascii="Roboto Mono" w:hAnsi="Roboto Mono"/>
+          <w:rFonts w:ascii="Roboto Mono" w:hAnsi="Roboto Mono" w:eastAsia="Roboto Mono"/>
         </w:rPr>
         <w:br/>
         <w:t xml:space="preserve">    Status VARCHAR(20) DEFAULT 'Available'</w:t>
       </w:r>
       <w:r>
         <w:rPr>
-          <w:rFonts w:ascii="Roboto Mono" w:hAnsi="Roboto Mono"/>
+          <w:rFonts w:ascii="Roboto Mono" w:hAnsi="Roboto Mono" w:eastAsia="Roboto Mono"/>
         </w:rPr>
         <w:br/>
         <w:t>);</w:t>
@@ -4471,7 +4471,7 @@
       </w:pPr>
       <w:r>
         <w:rPr>
-          <w:rFonts w:ascii="Roboto Mono" w:hAnsi="Roboto Mono"/>
+          <w:rFonts w:ascii="Roboto Mono" w:hAnsi="Roboto Mono" w:eastAsia="Roboto Mono"/>
         </w:rPr>
         <w:pict w14:anchorId="65D60383">
           <v:rect id="_x0000_i1049" style="width:0;height:1.5pt" o:hralign="center" o:hrstd="t" o:hr="t" fillcolor="#a0a0a0" stroked="f"/>
@@ -4488,7 +4488,7 @@
       </w:pPr>
       <w:r>
         <w:rPr>
-          <w:rFonts w:ascii="Roboto Mono" w:hAnsi="Roboto Mono"/>
+          <w:rFonts w:ascii="Roboto Mono" w:hAnsi="Roboto Mono" w:eastAsia="Roboto Mono"/>
           <w:b/>
           <w:bCs/>
         </w:rPr>
@@ -4565,20 +4565,20 @@
       </w:pPr>
       <w:r>
         <w:rPr>
-          <w:rFonts w:ascii="Roboto Mono" w:hAnsi="Roboto Mono"/>
+          <w:rFonts w:ascii="Roboto Mono" w:hAnsi="Roboto Mono" w:eastAsia="Roboto Mono"/>
         </w:rPr>
         <w:t>INSERT INTO Products</w:t>
       </w:r>
       <w:r>
         <w:rPr>
-          <w:rFonts w:ascii="Roboto Mono" w:hAnsi="Roboto Mono"/>
+          <w:rFonts w:ascii="Roboto Mono" w:hAnsi="Roboto Mono" w:eastAsia="Roboto Mono"/>
         </w:rPr>
         <w:br/>
         <w:t>(ProductID, ProductName)</w:t>
       </w:r>
       <w:r>
         <w:rPr>
-          <w:rFonts w:ascii="Roboto Mono" w:hAnsi="Roboto Mono"/>
+          <w:rFonts w:ascii="Roboto Mono" w:hAnsi="Roboto Mono" w:eastAsia="Roboto Mono"/>
         </w:rPr>
         <w:br/>
         <w:t>VALUES (1, 'Laptop');</w:t>
@@ -4592,7 +4592,7 @@
       </w:pPr>
       <w:r>
         <w:rPr>
-          <w:rFonts w:ascii="Roboto Mono" w:hAnsi="Roboto Mono"/>
+          <w:rFonts w:ascii="Roboto Mono" w:hAnsi="Roboto Mono" w:eastAsia="Roboto Mono"/>
         </w:rPr>
         <w:pict w14:anchorId="5E51A981">
           <v:rect id="_x0000_i1050" style="width:0;height:1.5pt" o:hralign="center" o:hrstd="t" o:hr="t" fillcolor="#a0a0a0" stroked="f"/>
@@ -4609,7 +4609,7 @@
       </w:pPr>
       <w:r>
         <w:rPr>
-          <w:rFonts w:ascii="Roboto Mono" w:hAnsi="Roboto Mono"/>
+          <w:rFonts w:ascii="Roboto Mono" w:hAnsi="Roboto Mono" w:eastAsia="Roboto Mono"/>
           <w:b/>
           <w:bCs/>
         </w:rPr>
@@ -4892,7 +4892,7 @@
       </w:pPr>
       <w:r>
         <w:rPr>
-          <w:rFonts w:ascii="Roboto Mono" w:hAnsi="Roboto Mono"/>
+          <w:rFonts w:ascii="Roboto Mono" w:hAnsi="Roboto Mono" w:eastAsia="Roboto Mono"/>
         </w:rPr>
         <w:t>Defaults are applied automatically.</w:t>
       </w:r>
@@ -4905,7 +4905,7 @@
       </w:pPr>
       <w:r>
         <w:rPr>
-          <w:rFonts w:ascii="Roboto Mono" w:hAnsi="Roboto Mono"/>
+          <w:rFonts w:ascii="Roboto Mono" w:hAnsi="Roboto Mono" w:eastAsia="Roboto Mono"/>
         </w:rPr>
         <w:pict w14:anchorId="7DE0AFCC">
           <v:rect id="_x0000_i1051" style="width:0;height:1.5pt" o:hralign="center" o:hrstd="t" o:hr="t" fillcolor="#a0a0a0" stroked="f"/>
@@ -4929,7 +4929,7 @@
     <w:p>
       <w:r>
         <w:rPr>
-          <w:rFonts w:ascii="Arial" w:hAnsi="Arial" w:cs="Arial"/>
+          <w:rFonts w:ascii="Arial" w:hAnsi="Arial" w:cs="Arial" w:eastAsia="Arial"/>
           <w:b/>
           <w:color w:val="000000"/>
           <w:sz w:val="18"/>
@@ -4939,7 +4939,7 @@
       </w:r>
       <w:r>
         <w:rPr>
-          <w:rFonts w:ascii="Arial" w:hAnsi="Arial" w:cs="Arial"/>
+          <w:rFonts w:ascii="Arial" w:hAnsi="Arial" w:cs="Arial" w:eastAsia="Arial"/>
           <w:color w:val="000000"/>
           <w:sz w:val="18"/>
           <w:highlight w:val="lightGray"/>
@@ -4948,7 +4948,7 @@
       </w:r>
       <w:r>
         <w:rPr>
-          <w:rFonts w:ascii="Arial" w:hAnsi="Arial" w:cs="Arial"/>
+          <w:rFonts w:ascii="Arial" w:hAnsi="Arial" w:cs="Arial" w:eastAsia="Arial"/>
           <w:b/>
           <w:color w:val="000000"/>
           <w:sz w:val="18"/>
@@ -4958,7 +4958,7 @@
       </w:r>
       <w:r>
         <w:rPr>
-          <w:rFonts w:ascii="Arial" w:hAnsi="Arial" w:cs="Arial"/>
+          <w:rFonts w:ascii="Arial" w:hAnsi="Arial" w:cs="Arial" w:eastAsia="Arial"/>
           <w:color w:val="000000"/>
           <w:sz w:val="18"/>
           <w:highlight w:val="lightGray"/>
@@ -4967,7 +4967,7 @@
       </w:r>
       <w:r>
         <w:rPr>
-          <w:rFonts w:ascii="Arial" w:hAnsi="Arial" w:cs="Arial"/>
+          <w:rFonts w:ascii="Arial" w:hAnsi="Arial" w:cs="Arial" w:eastAsia="Arial"/>
           <w:b/>
           <w:color w:val="000000"/>
           <w:sz w:val="18"/>
@@ -4977,7 +4977,7 @@
       </w:r>
       <w:r>
         <w:rPr>
-          <w:rFonts w:ascii="Arial" w:hAnsi="Arial" w:cs="Arial"/>
+          <w:rFonts w:ascii="Arial" w:hAnsi="Arial" w:cs="Arial" w:eastAsia="Arial"/>
           <w:color w:val="000000"/>
           <w:sz w:val="18"/>
           <w:highlight w:val="lightGray"/>
@@ -4995,7 +4995,7 @@
       </w:pPr>
       <w:r>
         <w:rPr>
-          <w:rFonts w:ascii="Roboto Mono" w:hAnsi="Roboto Mono"/>
+          <w:rFonts w:ascii="Roboto Mono" w:hAnsi="Roboto Mono" w:eastAsia="Roboto Mono"/>
           <w:b/>
           <w:bCs/>
         </w:rPr>
@@ -5072,7 +5072,7 @@
       </w:pPr>
       <w:r>
         <w:rPr>
-          <w:rFonts w:ascii="Roboto Mono" w:hAnsi="Roboto Mono"/>
+          <w:rFonts w:ascii="Roboto Mono" w:hAnsi="Roboto Mono" w:eastAsia="Roboto Mono"/>
         </w:rPr>
         <w:t>Provides a value automatically.</w:t>
       </w:r>
@@ -5085,7 +5085,7 @@
       </w:pPr>
       <w:r>
         <w:rPr>
-          <w:rFonts w:ascii="Roboto Mono" w:hAnsi="Roboto Mono"/>
+          <w:rFonts w:ascii="Roboto Mono" w:hAnsi="Roboto Mono" w:eastAsia="Roboto Mono"/>
         </w:rPr>
         <w:t>Example:</w:t>
       </w:r>
@@ -5158,7 +5158,7 @@
       </w:pPr>
       <w:r>
         <w:rPr>
-          <w:rFonts w:ascii="Roboto Mono" w:hAnsi="Roboto Mono"/>
+          <w:rFonts w:ascii="Roboto Mono" w:hAnsi="Roboto Mono" w:eastAsia="Roboto Mono"/>
         </w:rPr>
         <w:t>Status = Active</w:t>
       </w:r>
@@ -5171,7 +5171,7 @@
       </w:pPr>
       <w:r>
         <w:rPr>
-          <w:rFonts w:ascii="Roboto Mono" w:hAnsi="Roboto Mono"/>
+          <w:rFonts w:ascii="Roboto Mono" w:hAnsi="Roboto Mono" w:eastAsia="Roboto Mono"/>
         </w:rPr>
         <w:pict w14:anchorId="2FC52191">
           <v:rect id="_x0000_i1052" style="width:0;height:1.5pt" o:hralign="center" o:hrstd="t" o:hr="t" fillcolor="#a0a0a0" stroked="f"/>
@@ -5188,7 +5188,7 @@
       </w:pPr>
       <w:r>
         <w:rPr>
-          <w:rFonts w:ascii="Roboto Mono" w:hAnsi="Roboto Mono"/>
+          <w:rFonts w:ascii="Roboto Mono" w:hAnsi="Roboto Mono" w:eastAsia="Roboto Mono"/>
           <w:b/>
           <w:bCs/>
         </w:rPr>
@@ -5265,7 +5265,7 @@
       </w:pPr>
       <w:r>
         <w:rPr>
-          <w:rFonts w:ascii="Roboto Mono" w:hAnsi="Roboto Mono"/>
+          <w:rFonts w:ascii="Roboto Mono" w:hAnsi="Roboto Mono" w:eastAsia="Roboto Mono"/>
         </w:rPr>
         <w:t>Requires a value to exist.</w:t>
       </w:r>
@@ -5278,7 +5278,7 @@
       </w:pPr>
       <w:r>
         <w:rPr>
-          <w:rFonts w:ascii="Roboto Mono" w:hAnsi="Roboto Mono"/>
+          <w:rFonts w:ascii="Roboto Mono" w:hAnsi="Roboto Mono" w:eastAsia="Roboto Mono"/>
         </w:rPr>
         <w:t>Example:</w:t>
       </w:r>
@@ -5351,7 +5351,7 @@
       </w:pPr>
       <w:r>
         <w:rPr>
-          <w:rFonts w:ascii="Roboto Mono" w:hAnsi="Roboto Mono"/>
+          <w:rFonts w:ascii="Roboto Mono" w:hAnsi="Roboto Mono" w:eastAsia="Roboto Mono"/>
         </w:rPr>
         <w:t>Name cannot be NULL.</w:t>
       </w:r>
@@ -5364,7 +5364,7 @@
       </w:pPr>
       <w:r>
         <w:rPr>
-          <w:rFonts w:ascii="Roboto Mono" w:hAnsi="Roboto Mono"/>
+          <w:rFonts w:ascii="Roboto Mono" w:hAnsi="Roboto Mono" w:eastAsia="Roboto Mono"/>
         </w:rPr>
         <w:pict w14:anchorId="38A58647">
           <v:rect id="_x0000_i1053" style="width:0;height:1.5pt" o:hralign="center" o:hrstd="t" o:hr="t" fillcolor="#a0a0a0" stroked="f"/>
@@ -5381,7 +5381,7 @@
       </w:pPr>
       <w:r>
         <w:rPr>
-          <w:rFonts w:ascii="Roboto Mono" w:hAnsi="Roboto Mono"/>
+          <w:rFonts w:ascii="Roboto Mono" w:hAnsi="Roboto Mono" w:eastAsia="Roboto Mono"/>
           <w:b/>
           <w:bCs/>
         </w:rPr>
@@ -5619,7 +5619,7 @@
       </w:pPr>
       <w:r>
         <w:rPr>
-          <w:rFonts w:ascii="Roboto Mono" w:hAnsi="Roboto Mono"/>
+          <w:rFonts w:ascii="Roboto Mono" w:hAnsi="Roboto Mono" w:eastAsia="Roboto Mono"/>
         </w:rPr>
         <w:pict w14:anchorId="411D1A06">
           <v:rect id="_x0000_i1054" style="width:0;height:1.5pt" o:hralign="center" o:hrstd="t" o:hr="t" fillcolor="#a0a0a0" stroked="f"/>
@@ -5643,7 +5643,7 @@
     <w:p>
       <w:r>
         <w:rPr>
-          <w:rFonts w:ascii="Arial" w:hAnsi="Arial" w:cs="Arial"/>
+          <w:rFonts w:ascii="Arial" w:hAnsi="Arial" w:cs="Arial" w:eastAsia="Arial"/>
           <w:b/>
           <w:color w:val="000000"/>
           <w:sz w:val="18"/>
@@ -5653,7 +5653,7 @@
       </w:r>
       <w:r>
         <w:rPr>
-          <w:rFonts w:ascii="Arial" w:hAnsi="Arial" w:cs="Arial"/>
+          <w:rFonts w:ascii="Arial" w:hAnsi="Arial" w:cs="Arial" w:eastAsia="Arial"/>
           <w:color w:val="000000"/>
           <w:sz w:val="18"/>
           <w:highlight w:val="lightGray"/>
@@ -5662,7 +5662,7 @@
       </w:r>
       <w:r>
         <w:rPr>
-          <w:rFonts w:ascii="Arial" w:hAnsi="Arial" w:cs="Arial"/>
+          <w:rFonts w:ascii="Arial" w:hAnsi="Arial" w:cs="Arial" w:eastAsia="Arial"/>
           <w:b/>
           <w:color w:val="000000"/>
           <w:sz w:val="18"/>
@@ -5672,7 +5672,7 @@
       </w:r>
       <w:r>
         <w:rPr>
-          <w:rFonts w:ascii="Arial" w:hAnsi="Arial" w:cs="Arial"/>
+          <w:rFonts w:ascii="Arial" w:hAnsi="Arial" w:cs="Arial" w:eastAsia="Arial"/>
           <w:color w:val="000000"/>
           <w:sz w:val="18"/>
           <w:highlight w:val="lightGray"/>
@@ -5681,7 +5681,7 @@
       </w:r>
       <w:r>
         <w:rPr>
-          <w:rFonts w:ascii="Arial" w:hAnsi="Arial" w:cs="Arial"/>
+          <w:rFonts w:ascii="Arial" w:hAnsi="Arial" w:cs="Arial" w:eastAsia="Arial"/>
           <w:b/>
           <w:color w:val="000000"/>
           <w:sz w:val="18"/>
@@ -5691,7 +5691,7 @@
       </w:r>
       <w:r>
         <w:rPr>
-          <w:rFonts w:ascii="Arial" w:hAnsi="Arial" w:cs="Arial"/>
+          <w:rFonts w:ascii="Arial" w:hAnsi="Arial" w:cs="Arial" w:eastAsia="Arial"/>
           <w:color w:val="000000"/>
           <w:sz w:val="18"/>
           <w:highlight w:val="lightGray"/>
@@ -5707,7 +5707,7 @@
       </w:pPr>
       <w:r>
         <w:rPr>
-          <w:rFonts w:ascii="Roboto Mono" w:hAnsi="Roboto Mono"/>
+          <w:rFonts w:ascii="Roboto Mono" w:hAnsi="Roboto Mono" w:eastAsia="Roboto Mono"/>
         </w:rPr>
         <w:t>Suppose:</w:t>
       </w:r>
@@ -5780,13 +5780,13 @@
       </w:pPr>
       <w:r>
         <w:rPr>
-          <w:rFonts w:ascii="Roboto Mono" w:hAnsi="Roboto Mono"/>
+          <w:rFonts w:ascii="Roboto Mono" w:hAnsi="Roboto Mono" w:eastAsia="Roboto Mono"/>
         </w:rPr>
         <w:t>Status VARCHAR(20)</w:t>
       </w:r>
       <w:r>
         <w:rPr>
-          <w:rFonts w:ascii="Roboto Mono" w:hAnsi="Roboto Mono"/>
+          <w:rFonts w:ascii="Roboto Mono" w:hAnsi="Roboto Mono" w:eastAsia="Roboto Mono"/>
         </w:rPr>
         <w:br/>
         <w:t>DEFAULT 'Active'</w:t>
@@ -5800,7 +5800,7 @@
       </w:pPr>
       <w:r>
         <w:rPr>
-          <w:rFonts w:ascii="Roboto Mono" w:hAnsi="Roboto Mono"/>
+          <w:rFonts w:ascii="Roboto Mono" w:hAnsi="Roboto Mono" w:eastAsia="Roboto Mono"/>
         </w:rPr>
         <w:pict w14:anchorId="147C35EB">
           <v:rect id="_x0000_i1055" style="width:0;height:1.5pt" o:hralign="center" o:hrstd="t" o:hr="t" fillcolor="#a0a0a0" stroked="f"/>
@@ -5817,7 +5817,7 @@
       </w:pPr>
       <w:r>
         <w:rPr>
-          <w:rFonts w:ascii="Roboto Mono" w:hAnsi="Roboto Mono"/>
+          <w:rFonts w:ascii="Roboto Mono" w:hAnsi="Roboto Mono" w:eastAsia="Roboto Mono"/>
           <w:b/>
           <w:bCs/>
         </w:rPr>
@@ -5894,13 +5894,13 @@
       </w:pPr>
       <w:r>
         <w:rPr>
-          <w:rFonts w:ascii="Roboto Mono" w:hAnsi="Roboto Mono"/>
+          <w:rFonts w:ascii="Roboto Mono" w:hAnsi="Roboto Mono" w:eastAsia="Roboto Mono"/>
         </w:rPr>
         <w:t>INSERT INTO Users (Name)</w:t>
       </w:r>
       <w:r>
         <w:rPr>
-          <w:rFonts w:ascii="Roboto Mono" w:hAnsi="Roboto Mono"/>
+          <w:rFonts w:ascii="Roboto Mono" w:hAnsi="Roboto Mono" w:eastAsia="Roboto Mono"/>
         </w:rPr>
         <w:br/>
         <w:t>VALUES ('Ali');</w:t>
@@ -5914,7 +5914,7 @@
       </w:pPr>
       <w:r>
         <w:rPr>
-          <w:rFonts w:ascii="Roboto Mono" w:hAnsi="Roboto Mono"/>
+          <w:rFonts w:ascii="Roboto Mono" w:hAnsi="Roboto Mono" w:eastAsia="Roboto Mono"/>
         </w:rPr>
         <w:t>Result:</w:t>
       </w:r>
@@ -5987,7 +5987,7 @@
       </w:pPr>
       <w:r>
         <w:rPr>
-          <w:rFonts w:ascii="Roboto Mono" w:hAnsi="Roboto Mono"/>
+          <w:rFonts w:ascii="Roboto Mono" w:hAnsi="Roboto Mono" w:eastAsia="Roboto Mono"/>
         </w:rPr>
         <w:t>Active</w:t>
       </w:r>
@@ -6000,7 +6000,7 @@
       </w:pPr>
       <w:r>
         <w:rPr>
-          <w:rFonts w:ascii="Roboto Mono" w:hAnsi="Roboto Mono"/>
+          <w:rFonts w:ascii="Roboto Mono" w:hAnsi="Roboto Mono" w:eastAsia="Roboto Mono"/>
         </w:rPr>
         <w:t>(Default is used.)</w:t>
       </w:r>
@@ -6013,7 +6013,7 @@
       </w:pPr>
       <w:r>
         <w:rPr>
-          <w:rFonts w:ascii="Roboto Mono" w:hAnsi="Roboto Mono"/>
+          <w:rFonts w:ascii="Roboto Mono" w:hAnsi="Roboto Mono" w:eastAsia="Roboto Mono"/>
         </w:rPr>
         <w:pict w14:anchorId="7C2D34C3">
           <v:rect id="_x0000_i1056" style="width:0;height:1.5pt" o:hralign="center" o:hrstd="t" o:hr="t" fillcolor="#a0a0a0" stroked="f"/>
@@ -6030,7 +6030,7 @@
       </w:pPr>
       <w:r>
         <w:rPr>
-          <w:rFonts w:ascii="Roboto Mono" w:hAnsi="Roboto Mono"/>
+          <w:rFonts w:ascii="Roboto Mono" w:hAnsi="Roboto Mono" w:eastAsia="Roboto Mono"/>
           <w:b/>
           <w:bCs/>
         </w:rPr>
@@ -6107,13 +6107,13 @@
       </w:pPr>
       <w:r>
         <w:rPr>
-          <w:rFonts w:ascii="Roboto Mono" w:hAnsi="Roboto Mono"/>
+          <w:rFonts w:ascii="Roboto Mono" w:hAnsi="Roboto Mono" w:eastAsia="Roboto Mono"/>
         </w:rPr>
         <w:t>INSERT INTO Users (Name, Status)</w:t>
       </w:r>
       <w:r>
         <w:rPr>
-          <w:rFonts w:ascii="Roboto Mono" w:hAnsi="Roboto Mono"/>
+          <w:rFonts w:ascii="Roboto Mono" w:hAnsi="Roboto Mono" w:eastAsia="Roboto Mono"/>
         </w:rPr>
         <w:br/>
         <w:t>VALUES ('Ali', NULL);</w:t>
@@ -6127,7 +6127,7 @@
       </w:pPr>
       <w:r>
         <w:rPr>
-          <w:rFonts w:ascii="Roboto Mono" w:hAnsi="Roboto Mono"/>
+          <w:rFonts w:ascii="Roboto Mono" w:hAnsi="Roboto Mono" w:eastAsia="Roboto Mono"/>
         </w:rPr>
         <w:t>Result:</w:t>
       </w:r>
@@ -6200,7 +6200,7 @@
       </w:pPr>
       <w:r>
         <w:rPr>
-          <w:rFonts w:ascii="Roboto Mono" w:hAnsi="Roboto Mono"/>
+          <w:rFonts w:ascii="Roboto Mono" w:hAnsi="Roboto Mono" w:eastAsia="Roboto Mono"/>
         </w:rPr>
         <w:t>NULL</w:t>
       </w:r>
@@ -6213,7 +6213,7 @@
       </w:pPr>
       <w:r>
         <w:rPr>
-          <w:rFonts w:ascii="Roboto Mono" w:hAnsi="Roboto Mono"/>
+          <w:rFonts w:ascii="Roboto Mono" w:hAnsi="Roboto Mono" w:eastAsia="Roboto Mono"/>
         </w:rPr>
         <w:t>(Default is NOT used because a value was supplied.)</w:t>
       </w:r>
@@ -6226,7 +6226,7 @@
       </w:pPr>
       <w:r>
         <w:rPr>
-          <w:rFonts w:ascii="Roboto Mono" w:hAnsi="Roboto Mono"/>
+          <w:rFonts w:ascii="Roboto Mono" w:hAnsi="Roboto Mono" w:eastAsia="Roboto Mono"/>
         </w:rPr>
         <w:pict w14:anchorId="6D4E061D">
           <v:rect id="_x0000_i1057" style="width:0;height:1.5pt" o:hralign="center" o:hrstd="t" o:hr="t" fillcolor="#a0a0a0" stroked="f"/>
@@ -6250,7 +6250,7 @@
     <w:p>
       <w:r>
         <w:rPr>
-          <w:rFonts w:ascii="Arial" w:hAnsi="Arial" w:cs="Arial"/>
+          <w:rFonts w:ascii="Arial" w:hAnsi="Arial" w:cs="Arial" w:eastAsia="Arial"/>
           <w:b/>
           <w:color w:val="000000"/>
           <w:sz w:val="18"/>
@@ -6260,7 +6260,7 @@
       </w:r>
       <w:r>
         <w:rPr>
-          <w:rFonts w:ascii="Arial" w:hAnsi="Arial" w:cs="Arial"/>
+          <w:rFonts w:ascii="Arial" w:hAnsi="Arial" w:cs="Arial" w:eastAsia="Arial"/>
           <w:color w:val="000000"/>
           <w:sz w:val="18"/>
           <w:highlight w:val="lightGray"/>
@@ -6269,7 +6269,7 @@
       </w:r>
       <w:r>
         <w:rPr>
-          <w:rFonts w:ascii="Arial" w:hAnsi="Arial" w:cs="Arial"/>
+          <w:rFonts w:ascii="Arial" w:hAnsi="Arial" w:cs="Arial" w:eastAsia="Arial"/>
           <w:b/>
           <w:color w:val="000000"/>
           <w:sz w:val="18"/>
@@ -6279,7 +6279,7 @@
       </w:r>
       <w:r>
         <w:rPr>
-          <w:rFonts w:ascii="Arial" w:hAnsi="Arial" w:cs="Arial"/>
+          <w:rFonts w:ascii="Arial" w:hAnsi="Arial" w:cs="Arial" w:eastAsia="Arial"/>
           <w:color w:val="000000"/>
           <w:sz w:val="18"/>
           <w:highlight w:val="lightGray"/>
@@ -6288,7 +6288,7 @@
       </w:r>
       <w:r>
         <w:rPr>
-          <w:rFonts w:ascii="Arial" w:hAnsi="Arial" w:cs="Arial"/>
+          <w:rFonts w:ascii="Arial" w:hAnsi="Arial" w:cs="Arial" w:eastAsia="Arial"/>
           <w:b/>
           <w:color w:val="000000"/>
           <w:sz w:val="18"/>
@@ -6298,7 +6298,7 @@
       </w:r>
       <w:r>
         <w:rPr>
-          <w:rFonts w:ascii="Arial" w:hAnsi="Arial" w:cs="Arial"/>
+          <w:rFonts w:ascii="Arial" w:hAnsi="Arial" w:cs="Arial" w:eastAsia="Arial"/>
           <w:color w:val="000000"/>
           <w:sz w:val="18"/>
           <w:highlight w:val="lightGray"/>
@@ -6314,7 +6314,7 @@
       </w:pPr>
       <w:r>
         <w:rPr>
-          <w:rFonts w:ascii="Roboto Mono" w:hAnsi="Roboto Mono"/>
+          <w:rFonts w:ascii="Roboto Mono" w:hAnsi="Roboto Mono" w:eastAsia="Roboto Mono"/>
         </w:rPr>
         <w:t>Often used together.</w:t>
       </w:r>
@@ -6387,34 +6387,34 @@
       </w:pPr>
       <w:r>
         <w:rPr>
-          <w:rFonts w:ascii="Roboto Mono" w:hAnsi="Roboto Mono"/>
+          <w:rFonts w:ascii="Roboto Mono" w:hAnsi="Roboto Mono" w:eastAsia="Roboto Mono"/>
         </w:rPr>
         <w:t>CREATE TABLE Users (</w:t>
       </w:r>
       <w:r>
         <w:rPr>
-          <w:rFonts w:ascii="Roboto Mono" w:hAnsi="Roboto Mono"/>
+          <w:rFonts w:ascii="Roboto Mono" w:hAnsi="Roboto Mono" w:eastAsia="Roboto Mono"/>
         </w:rPr>
         <w:br/>
         <w:t xml:space="preserve">    Status VARCHAR(20)</w:t>
       </w:r>
       <w:r>
         <w:rPr>
-          <w:rFonts w:ascii="Roboto Mono" w:hAnsi="Roboto Mono"/>
+          <w:rFonts w:ascii="Roboto Mono" w:hAnsi="Roboto Mono" w:eastAsia="Roboto Mono"/>
         </w:rPr>
         <w:br/>
         <w:t xml:space="preserve">        NOT NULL</w:t>
       </w:r>
       <w:r>
         <w:rPr>
-          <w:rFonts w:ascii="Roboto Mono" w:hAnsi="Roboto Mono"/>
+          <w:rFonts w:ascii="Roboto Mono" w:hAnsi="Roboto Mono" w:eastAsia="Roboto Mono"/>
         </w:rPr>
         <w:br/>
         <w:t xml:space="preserve">        DEFAULT 'Active'</w:t>
       </w:r>
       <w:r>
         <w:rPr>
-          <w:rFonts w:ascii="Roboto Mono" w:hAnsi="Roboto Mono"/>
+          <w:rFonts w:ascii="Roboto Mono" w:hAnsi="Roboto Mono" w:eastAsia="Roboto Mono"/>
         </w:rPr>
         <w:br/>
         <w:t>);</w:t>
@@ -6428,7 +6428,7 @@
       </w:pPr>
       <w:r>
         <w:rPr>
-          <w:rFonts w:ascii="Roboto Mono" w:hAnsi="Roboto Mono"/>
+          <w:rFonts w:ascii="Roboto Mono" w:hAnsi="Roboto Mono" w:eastAsia="Roboto Mono"/>
         </w:rPr>
         <w:t>Meaning:</w:t>
       </w:r>
@@ -6501,20 +6501,20 @@
       </w:pPr>
       <w:r>
         <w:rPr>
-          <w:rFonts w:ascii="Roboto Mono" w:hAnsi="Roboto Mono"/>
+          <w:rFonts w:ascii="Roboto Mono" w:hAnsi="Roboto Mono" w:eastAsia="Roboto Mono"/>
         </w:rPr>
         <w:t>Status must always have a value.</w:t>
       </w:r>
       <w:r>
         <w:rPr>
-          <w:rFonts w:ascii="Roboto Mono" w:hAnsi="Roboto Mono"/>
+          <w:rFonts w:ascii="Roboto Mono" w:hAnsi="Roboto Mono" w:eastAsia="Roboto Mono"/>
         </w:rPr>
         <w:br/>
         <w:t>If none is provided,</w:t>
       </w:r>
       <w:r>
         <w:rPr>
-          <w:rFonts w:ascii="Roboto Mono" w:hAnsi="Roboto Mono"/>
+          <w:rFonts w:ascii="Roboto Mono" w:hAnsi="Roboto Mono" w:eastAsia="Roboto Mono"/>
         </w:rPr>
         <w:br/>
         <w:t>use 'Active'.</w:t>
@@ -6528,7 +6528,7 @@
       </w:pPr>
       <w:r>
         <w:rPr>
-          <w:rFonts w:ascii="Roboto Mono" w:hAnsi="Roboto Mono"/>
+          <w:rFonts w:ascii="Roboto Mono" w:hAnsi="Roboto Mono" w:eastAsia="Roboto Mono"/>
         </w:rPr>
         <w:pict w14:anchorId="654D6851">
           <v:rect id="_x0000_i1058" style="width:0;height:1.5pt" o:hralign="center" o:hrstd="t" o:hr="t" fillcolor="#a0a0a0" stroked="f"/>
@@ -6559,7 +6559,7 @@
       </w:pPr>
       <w:r>
         <w:rPr>
-          <w:rFonts w:ascii="Arial" w:hAnsi="Arial" w:cs="Arial"/>
+          <w:rFonts w:ascii="Arial" w:hAnsi="Arial" w:cs="Arial" w:eastAsia="Arial"/>
           <w:b/>
           <w:color w:val="000000"/>
           <w:sz w:val="18"/>
@@ -6569,7 +6569,7 @@
       </w:r>
       <w:r>
         <w:rPr>
-          <w:rFonts w:ascii="Arial" w:hAnsi="Arial" w:cs="Arial"/>
+          <w:rFonts w:ascii="Arial" w:hAnsi="Arial" w:cs="Arial" w:eastAsia="Arial"/>
           <w:color w:val="000000"/>
           <w:sz w:val="18"/>
           <w:highlight w:val="lightGray"/>
@@ -6578,7 +6578,7 @@
       </w:r>
       <w:r>
         <w:rPr>
-          <w:rFonts w:ascii="Arial" w:hAnsi="Arial" w:cs="Arial"/>
+          <w:rFonts w:ascii="Arial" w:hAnsi="Arial" w:cs="Arial" w:eastAsia="Arial"/>
           <w:b/>
           <w:color w:val="000000"/>
           <w:sz w:val="18"/>
@@ -6588,7 +6588,7 @@
       </w:r>
       <w:r>
         <w:rPr>
-          <w:rFonts w:ascii="Arial" w:hAnsi="Arial" w:cs="Arial"/>
+          <w:rFonts w:ascii="Arial" w:hAnsi="Arial" w:cs="Arial" w:eastAsia="Arial"/>
           <w:color w:val="000000"/>
           <w:sz w:val="18"/>
           <w:highlight w:val="lightGray"/>
@@ -6597,7 +6597,7 @@
       </w:r>
       <w:r>
         <w:rPr>
-          <w:rFonts w:ascii="Arial" w:hAnsi="Arial" w:cs="Arial"/>
+          <w:rFonts w:ascii="Arial" w:hAnsi="Arial" w:cs="Arial" w:eastAsia="Arial"/>
           <w:b/>
           <w:color w:val="000000"/>
           <w:sz w:val="18"/>
@@ -6607,7 +6607,7 @@
       </w:r>
       <w:r>
         <w:rPr>
-          <w:rFonts w:ascii="Arial" w:hAnsi="Arial" w:cs="Arial"/>
+          <w:rFonts w:ascii="Arial" w:hAnsi="Arial" w:cs="Arial" w:eastAsia="Arial"/>
           <w:color w:val="000000"/>
           <w:sz w:val="18"/>
           <w:highlight w:val="lightGray"/>
@@ -7019,7 +7019,7 @@
       </w:pPr>
       <w:r>
         <w:rPr>
-          <w:rFonts w:ascii="Roboto Mono" w:hAnsi="Roboto Mono"/>
+          <w:rFonts w:ascii="Roboto Mono" w:hAnsi="Roboto Mono" w:eastAsia="Roboto Mono"/>
         </w:rPr>
         <w:pict w14:anchorId="65A7C6E9">
           <v:rect id="_x0000_i1059" style="width:0;height:1.5pt" o:hralign="center" o:hrstd="t" o:hr="t" fillcolor="#a0a0a0" stroked="f"/>
@@ -7043,7 +7043,7 @@
     <w:p>
       <w:r>
         <w:rPr>
-          <w:rFonts w:ascii="Arial" w:hAnsi="Arial" w:cs="Arial"/>
+          <w:rFonts w:ascii="Arial" w:hAnsi="Arial" w:cs="Arial" w:eastAsia="Arial"/>
           <w:b/>
           <w:color w:val="000000"/>
           <w:sz w:val="18"/>
@@ -7053,7 +7053,7 @@
       </w:r>
       <w:r>
         <w:rPr>
-          <w:rFonts w:ascii="Arial" w:hAnsi="Arial" w:cs="Arial"/>
+          <w:rFonts w:ascii="Arial" w:hAnsi="Arial" w:cs="Arial" w:eastAsia="Arial"/>
           <w:color w:val="000000"/>
           <w:sz w:val="18"/>
           <w:highlight w:val="lightGray"/>
@@ -7062,7 +7062,7 @@
       </w:r>
       <w:r>
         <w:rPr>
-          <w:rFonts w:ascii="Arial" w:hAnsi="Arial" w:cs="Arial"/>
+          <w:rFonts w:ascii="Arial" w:hAnsi="Arial" w:cs="Arial" w:eastAsia="Arial"/>
           <w:b/>
           <w:color w:val="000000"/>
           <w:sz w:val="18"/>
@@ -7072,7 +7072,7 @@
       </w:r>
       <w:r>
         <w:rPr>
-          <w:rFonts w:ascii="Arial" w:hAnsi="Arial" w:cs="Arial"/>
+          <w:rFonts w:ascii="Arial" w:hAnsi="Arial" w:cs="Arial" w:eastAsia="Arial"/>
           <w:color w:val="000000"/>
           <w:sz w:val="18"/>
           <w:highlight w:val="lightGray"/>
@@ -7081,7 +7081,7 @@
       </w:r>
       <w:r>
         <w:rPr>
-          <w:rFonts w:ascii="Arial" w:hAnsi="Arial" w:cs="Arial"/>
+          <w:rFonts w:ascii="Arial" w:hAnsi="Arial" w:cs="Arial" w:eastAsia="Arial"/>
           <w:b/>
           <w:color w:val="000000"/>
           <w:sz w:val="18"/>
@@ -7091,7 +7091,7 @@
       </w:r>
       <w:r>
         <w:rPr>
-          <w:rFonts w:ascii="Arial" w:hAnsi="Arial" w:cs="Arial"/>
+          <w:rFonts w:ascii="Arial" w:hAnsi="Arial" w:cs="Arial" w:eastAsia="Arial"/>
           <w:color w:val="000000"/>
           <w:sz w:val="18"/>
           <w:highlight w:val="lightGray"/>
@@ -7107,7 +7107,7 @@
       </w:pPr>
       <w:r>
         <w:rPr>
-          <w:rFonts w:ascii="Roboto Mono" w:hAnsi="Roboto Mono"/>
+          <w:rFonts w:ascii="Roboto Mono" w:hAnsi="Roboto Mono" w:eastAsia="Roboto Mono"/>
         </w:rPr>
         <w:t>Think of a job application form.</w:t>
       </w:r>
@@ -7120,7 +7120,7 @@
       </w:pPr>
       <w:r>
         <w:rPr>
-          <w:rFonts w:ascii="Roboto Mono" w:hAnsi="Roboto Mono"/>
+          <w:rFonts w:ascii="Roboto Mono" w:hAnsi="Roboto Mono" w:eastAsia="Roboto Mono"/>
         </w:rPr>
         <w:t>If the applicant does not select a country:</w:t>
       </w:r>
@@ -7193,7 +7193,7 @@
       </w:pPr>
       <w:r>
         <w:rPr>
-          <w:rFonts w:ascii="Roboto Mono" w:hAnsi="Roboto Mono"/>
+          <w:rFonts w:ascii="Roboto Mono" w:hAnsi="Roboto Mono" w:eastAsia="Roboto Mono"/>
         </w:rPr>
         <w:t>Country = Egypt</w:t>
       </w:r>
@@ -7206,7 +7206,7 @@
       </w:pPr>
       <w:r>
         <w:rPr>
-          <w:rFonts w:ascii="Roboto Mono" w:hAnsi="Roboto Mono"/>
+          <w:rFonts w:ascii="Roboto Mono" w:hAnsi="Roboto Mono" w:eastAsia="Roboto Mono"/>
         </w:rPr>
         <w:t>is automatically filled in.</w:t>
       </w:r>
@@ -7219,13 +7219,13 @@
       </w:pPr>
       <w:r>
         <w:rPr>
-          <w:rFonts w:ascii="Roboto Mono" w:hAnsi="Roboto Mono"/>
+          <w:rFonts w:ascii="Roboto Mono" w:hAnsi="Roboto Mono" w:eastAsia="Roboto Mono"/>
         </w:rPr>
         <w:t xml:space="preserve">That automatic value works like a </w:t>
       </w:r>
       <w:r>
         <w:rPr>
-          <w:rFonts w:ascii="Roboto Mono" w:hAnsi="Roboto Mono"/>
+          <w:rFonts w:ascii="Roboto Mono" w:hAnsi="Roboto Mono" w:eastAsia="Roboto Mono"/>
           <w:b/>
           <w:bCs/>
         </w:rPr>
@@ -7233,7 +7233,7 @@
       </w:r>
       <w:r>
         <w:rPr>
-          <w:rFonts w:ascii="Roboto Mono" w:hAnsi="Roboto Mono"/>
+          <w:rFonts w:ascii="Roboto Mono" w:hAnsi="Roboto Mono" w:eastAsia="Roboto Mono"/>
         </w:rPr>
         <w:t>.</w:t>
       </w:r>
@@ -7246,7 +7246,7 @@
       </w:pPr>
       <w:r>
         <w:rPr>
-          <w:rFonts w:ascii="Roboto Mono" w:hAnsi="Roboto Mono"/>
+          <w:rFonts w:ascii="Roboto Mono" w:hAnsi="Roboto Mono" w:eastAsia="Roboto Mono"/>
         </w:rPr>
         <w:pict w14:anchorId="7086D087">
           <v:rect id="_x0000_i1060" style="width:0;height:1.5pt" o:hralign="center" o:hrstd="t" o:hr="t" fillcolor="#a0a0a0" stroked="f"/>
@@ -7270,7 +7270,7 @@
     <w:p>
       <w:r>
         <w:rPr>
-          <w:rFonts w:ascii="Arial" w:hAnsi="Arial" w:cs="Arial"/>
+          <w:rFonts w:ascii="Arial" w:hAnsi="Arial" w:cs="Arial" w:eastAsia="Arial"/>
           <w:b/>
           <w:color w:val="000000"/>
           <w:sz w:val="18"/>
@@ -7280,7 +7280,7 @@
       </w:r>
       <w:r>
         <w:rPr>
-          <w:rFonts w:ascii="Arial" w:hAnsi="Arial" w:cs="Arial"/>
+          <w:rFonts w:ascii="Arial" w:hAnsi="Arial" w:cs="Arial" w:eastAsia="Arial"/>
           <w:color w:val="000000"/>
           <w:sz w:val="18"/>
           <w:highlight w:val="lightGray"/>
@@ -7289,7 +7289,7 @@
       </w:r>
       <w:r>
         <w:rPr>
-          <w:rFonts w:ascii="Arial" w:hAnsi="Arial" w:cs="Arial"/>
+          <w:rFonts w:ascii="Arial" w:hAnsi="Arial" w:cs="Arial" w:eastAsia="Arial"/>
           <w:b/>
           <w:color w:val="000000"/>
           <w:sz w:val="18"/>
@@ -7299,7 +7299,7 @@
       </w:r>
       <w:r>
         <w:rPr>
-          <w:rFonts w:ascii="Arial" w:hAnsi="Arial" w:cs="Arial"/>
+          <w:rFonts w:ascii="Arial" w:hAnsi="Arial" w:cs="Arial" w:eastAsia="Arial"/>
           <w:color w:val="000000"/>
           <w:sz w:val="18"/>
           <w:highlight w:val="lightGray"/>
@@ -7308,7 +7308,7 @@
       </w:r>
       <w:r>
         <w:rPr>
-          <w:rFonts w:ascii="Arial" w:hAnsi="Arial" w:cs="Arial"/>
+          <w:rFonts w:ascii="Arial" w:hAnsi="Arial" w:cs="Arial" w:eastAsia="Arial"/>
           <w:b/>
           <w:color w:val="000000"/>
           <w:sz w:val="18"/>
@@ -7318,7 +7318,7 @@
       </w:r>
       <w:r>
         <w:rPr>
-          <w:rFonts w:ascii="Arial" w:hAnsi="Arial" w:cs="Arial"/>
+          <w:rFonts w:ascii="Arial" w:hAnsi="Arial" w:cs="Arial" w:eastAsia="Arial"/>
           <w:color w:val="000000"/>
           <w:sz w:val="18"/>
           <w:highlight w:val="lightGray"/>
@@ -7334,13 +7334,13 @@
       </w:pPr>
       <w:r>
         <w:rPr>
-          <w:rFonts w:ascii="Roboto Mono" w:hAnsi="Roboto Mono"/>
+          <w:rFonts w:ascii="Roboto Mono" w:hAnsi="Roboto Mono" w:eastAsia="Roboto Mono"/>
         </w:rPr>
         <w:t xml:space="preserve">A </w:t>
       </w:r>
       <w:r>
         <w:rPr>
-          <w:rFonts w:ascii="Roboto Mono" w:hAnsi="Roboto Mono"/>
+          <w:rFonts w:ascii="Roboto Mono" w:hAnsi="Roboto Mono" w:eastAsia="Roboto Mono"/>
           <w:b/>
           <w:bCs/>
         </w:rPr>
@@ -7348,13 +7348,13 @@
       </w:r>
       <w:r>
         <w:rPr>
-          <w:rFonts w:ascii="Roboto Mono" w:hAnsi="Roboto Mono"/>
+          <w:rFonts w:ascii="Roboto Mono" w:hAnsi="Roboto Mono" w:eastAsia="Roboto Mono"/>
         </w:rPr>
         <w:t xml:space="preserve"> automatically assigns a predefined value to a column when no value is provided. It helps maintain consistency, reduce manual input, and avoid unnecessary NULL values. Common defaults include </w:t>
       </w:r>
       <w:r>
         <w:rPr>
-          <w:rFonts w:ascii="Roboto Mono" w:hAnsi="Roboto Mono"/>
+          <w:rFonts w:ascii="Roboto Mono" w:hAnsi="Roboto Mono" w:eastAsia="Roboto Mono"/>
           <w:b/>
           <w:bCs/>
         </w:rPr>
@@ -7362,13 +7362,13 @@
       </w:r>
       <w:r>
         <w:rPr>
-          <w:rFonts w:ascii="Roboto Mono" w:hAnsi="Roboto Mono"/>
+          <w:rFonts w:ascii="Roboto Mono" w:hAnsi="Roboto Mono" w:eastAsia="Roboto Mono"/>
         </w:rPr>
         <w:t xml:space="preserve">, </w:t>
       </w:r>
       <w:r>
         <w:rPr>
-          <w:rFonts w:ascii="Roboto Mono" w:hAnsi="Roboto Mono"/>
+          <w:rFonts w:ascii="Roboto Mono" w:hAnsi="Roboto Mono" w:eastAsia="Roboto Mono"/>
           <w:b/>
           <w:bCs/>
         </w:rPr>
@@ -7376,13 +7376,13 @@
       </w:r>
       <w:r>
         <w:rPr>
-          <w:rFonts w:ascii="Roboto Mono" w:hAnsi="Roboto Mono"/>
+          <w:rFonts w:ascii="Roboto Mono" w:hAnsi="Roboto Mono" w:eastAsia="Roboto Mono"/>
         </w:rPr>
         <w:t xml:space="preserve">, </w:t>
       </w:r>
       <w:r>
         <w:rPr>
-          <w:rFonts w:ascii="Roboto Mono" w:hAnsi="Roboto Mono"/>
+          <w:rFonts w:ascii="Roboto Mono" w:hAnsi="Roboto Mono" w:eastAsia="Roboto Mono"/>
           <w:b/>
           <w:bCs/>
         </w:rPr>
@@ -7390,13 +7390,13 @@
       </w:r>
       <w:r>
         <w:rPr>
-          <w:rFonts w:ascii="Roboto Mono" w:hAnsi="Roboto Mono"/>
+          <w:rFonts w:ascii="Roboto Mono" w:hAnsi="Roboto Mono" w:eastAsia="Roboto Mono"/>
         </w:rPr>
         <w:t xml:space="preserve">, and </w:t>
       </w:r>
       <w:r>
         <w:rPr>
-          <w:rFonts w:ascii="Roboto Mono" w:hAnsi="Roboto Mono"/>
+          <w:rFonts w:ascii="Roboto Mono" w:hAnsi="Roboto Mono" w:eastAsia="Roboto Mono"/>
           <w:b/>
           <w:bCs/>
         </w:rPr>
@@ -7404,7 +7404,7 @@
       </w:r>
       <w:r>
         <w:rPr>
-          <w:rFonts w:ascii="Roboto Mono" w:hAnsi="Roboto Mono"/>
+          <w:rFonts w:ascii="Roboto Mono" w:hAnsi="Roboto Mono" w:eastAsia="Roboto Mono"/>
         </w:rPr>
         <w:t>.</w:t>
       </w:r>

--- a/Knowledge/3-Work knowledge/1-Software Engineering/2-General Technologies/9-Databases/5-My Source/1-Intro to Databases/1-Data Models/1-Components of a Data Model/3-Types of Constraints/6-DEFAULT Constraint.docx
+++ b/Knowledge/3-Work knowledge/1-Software Engineering/2-General Technologies/9-Databases/5-My Source/1-Intro to Databases/1-Data Models/1-Components of a Data Model/3-Types of Constraints/6-DEFAULT Constraint.docx
@@ -7,6 +7,9 @@
         <w:pStyle w:val="Heading1"/>
       </w:pPr>
       <w:r>
+        <w:rPr>
+          <w:rFonts w:ascii="Calibri Light" w:hAnsi="Calibri Light" w:eastAsia="Calibri Light"/>
+        </w:rPr>
         <w:t>DEFAULT Constraint</w:t>
       </w:r>
     </w:p>
@@ -16,11 +19,14 @@
       </w:pPr>
       <w:r>
         <w:rPr>
-          <w:rFonts w:ascii="Segoe UI Emoji" w:hAnsi="Segoe UI Emoji" w:cs="Segoe UI Emoji"/>
+          <w:rFonts w:ascii="Calibri Light" w:hAnsi="Calibri Light" w:cs="Segoe UI Emoji" w:eastAsia="Calibri Light"/>
         </w:rPr>
         <w:t>🌟</w:t>
       </w:r>
       <w:r>
+        <w:rPr>
+          <w:rFonts w:ascii="Calibri Light" w:hAnsi="Calibri Light" w:eastAsia="Calibri Light"/>
+        </w:rPr>
         <w:t xml:space="preserve"> Definition</w:t>
       </w:r>
     </w:p>
@@ -144,11 +150,14 @@
       </w:pPr>
       <w:r>
         <w:rPr>
-          <w:rFonts w:ascii="Segoe UI Emoji" w:hAnsi="Segoe UI Emoji" w:cs="Segoe UI Emoji"/>
+          <w:rFonts w:ascii="Calibri Light" w:hAnsi="Calibri Light" w:cs="Segoe UI Emoji" w:eastAsia="Calibri Light"/>
         </w:rPr>
         <w:t>🎯</w:t>
       </w:r>
       <w:r>
+        <w:rPr>
+          <w:rFonts w:ascii="Calibri Light" w:hAnsi="Calibri Light" w:eastAsia="Calibri Light"/>
+        </w:rPr>
         <w:t xml:space="preserve"> Purpose</w:t>
       </w:r>
     </w:p>
@@ -330,11 +339,14 @@
       </w:pPr>
       <w:r>
         <w:rPr>
-          <w:rFonts w:ascii="Segoe UI Emoji" w:hAnsi="Segoe UI Emoji" w:cs="Segoe UI Emoji"/>
+          <w:rFonts w:ascii="Calibri Light" w:hAnsi="Calibri Light" w:cs="Segoe UI Emoji" w:eastAsia="Calibri Light"/>
         </w:rPr>
         <w:t>🧠</w:t>
       </w:r>
       <w:r>
+        <w:rPr>
+          <w:rFonts w:ascii="Calibri Light" w:hAnsi="Calibri Light" w:eastAsia="Calibri Light"/>
+        </w:rPr>
         <w:t xml:space="preserve"> Simple Example</w:t>
       </w:r>
     </w:p>
@@ -603,11 +615,14 @@
       </w:pPr>
       <w:r>
         <w:rPr>
-          <w:rFonts w:ascii="Segoe UI Emoji" w:hAnsi="Segoe UI Emoji" w:cs="Segoe UI Emoji"/>
+          <w:rFonts w:ascii="Calibri Light" w:hAnsi="Calibri Light" w:cs="Segoe UI Emoji" w:eastAsia="Calibri Light"/>
         </w:rPr>
         <w:t>📚</w:t>
       </w:r>
       <w:r>
+        <w:rPr>
+          <w:rFonts w:ascii="Calibri Light" w:hAnsi="Calibri Light" w:eastAsia="Calibri Light"/>
+        </w:rPr>
         <w:t xml:space="preserve"> Real-World Examples</w:t>
       </w:r>
     </w:p>
@@ -1266,11 +1281,14 @@
       </w:pPr>
       <w:r>
         <w:rPr>
-          <w:rFonts w:ascii="Segoe UI Emoji" w:hAnsi="Segoe UI Emoji" w:cs="Segoe UI Emoji"/>
+          <w:rFonts w:ascii="Calibri Light" w:hAnsi="Calibri Light" w:cs="Segoe UI Emoji" w:eastAsia="Calibri Light"/>
         </w:rPr>
         <w:t>🗄️</w:t>
       </w:r>
       <w:r>
+        <w:rPr>
+          <w:rFonts w:ascii="Calibri Light" w:hAnsi="Calibri Light" w:eastAsia="Calibri Light"/>
+        </w:rPr>
         <w:t xml:space="preserve"> SQL Example</w:t>
       </w:r>
     </w:p>
@@ -1863,11 +1881,14 @@
       </w:pPr>
       <w:r>
         <w:rPr>
-          <w:rFonts w:ascii="Segoe UI Emoji" w:hAnsi="Segoe UI Emoji" w:cs="Segoe UI Emoji"/>
+          <w:rFonts w:ascii="Calibri Light" w:hAnsi="Calibri Light" w:cs="Segoe UI Emoji" w:eastAsia="Calibri Light"/>
         </w:rPr>
         <w:t>📊</w:t>
       </w:r>
       <w:r>
+        <w:rPr>
+          <w:rFonts w:ascii="Calibri Light" w:hAnsi="Calibri Light" w:eastAsia="Calibri Light"/>
+        </w:rPr>
         <w:t xml:space="preserve"> Database Example</w:t>
       </w:r>
     </w:p>
@@ -2580,11 +2601,14 @@
       </w:pPr>
       <w:r>
         <w:rPr>
-          <w:rFonts w:ascii="Segoe UI Emoji" w:hAnsi="Segoe UI Emoji" w:cs="Segoe UI Emoji"/>
+          <w:rFonts w:ascii="Calibri Light" w:hAnsi="Calibri Light" w:cs="Segoe UI Emoji" w:eastAsia="Calibri Light"/>
         </w:rPr>
         <w:t>🔢</w:t>
       </w:r>
       <w:r>
+        <w:rPr>
+          <w:rFonts w:ascii="Calibri Light" w:hAnsi="Calibri Light" w:eastAsia="Calibri Light"/>
+        </w:rPr>
         <w:t xml:space="preserve"> Characteristics of DEFAULT</w:t>
       </w:r>
     </w:p>
@@ -2749,11 +2773,14 @@
       </w:pPr>
       <w:r>
         <w:rPr>
-          <w:rFonts w:ascii="Segoe UI Emoji" w:hAnsi="Segoe UI Emoji" w:cs="Segoe UI Emoji"/>
+          <w:rFonts w:ascii="Calibri Light" w:hAnsi="Calibri Light" w:cs="Segoe UI Emoji" w:eastAsia="Calibri Light"/>
         </w:rPr>
         <w:t>🗄️</w:t>
       </w:r>
       <w:r>
+        <w:rPr>
+          <w:rFonts w:ascii="Calibri Light" w:hAnsi="Calibri Light" w:eastAsia="Calibri Light"/>
+        </w:rPr>
         <w:t xml:space="preserve"> Text Default Example</w:t>
       </w:r>
     </w:p>
@@ -3264,11 +3291,14 @@
       </w:pPr>
       <w:r>
         <w:rPr>
-          <w:rFonts w:ascii="Segoe UI Emoji" w:hAnsi="Segoe UI Emoji" w:cs="Segoe UI Emoji"/>
+          <w:rFonts w:ascii="Calibri Light" w:hAnsi="Calibri Light" w:cs="Segoe UI Emoji" w:eastAsia="Calibri Light"/>
         </w:rPr>
         <w:t>🗄️</w:t>
       </w:r>
       <w:r>
+        <w:rPr>
+          <w:rFonts w:ascii="Calibri Light" w:hAnsi="Calibri Light" w:eastAsia="Calibri Light"/>
+        </w:rPr>
         <w:t xml:space="preserve"> Numeric Default Example</w:t>
       </w:r>
     </w:p>
@@ -3772,11 +3802,14 @@
       </w:pPr>
       <w:r>
         <w:rPr>
-          <w:rFonts w:ascii="Segoe UI Emoji" w:hAnsi="Segoe UI Emoji" w:cs="Segoe UI Emoji"/>
+          <w:rFonts w:ascii="Calibri Light" w:hAnsi="Calibri Light" w:cs="Segoe UI Emoji" w:eastAsia="Calibri Light"/>
         </w:rPr>
         <w:t>🗄️</w:t>
       </w:r>
       <w:r>
+        <w:rPr>
+          <w:rFonts w:ascii="Calibri Light" w:hAnsi="Calibri Light" w:eastAsia="Calibri Light"/>
+        </w:rPr>
         <w:t xml:space="preserve"> Date Default Example</w:t>
       </w:r>
     </w:p>
@@ -4918,11 +4951,14 @@
       </w:pPr>
       <w:r>
         <w:rPr>
-          <w:rFonts w:ascii="Segoe UI Emoji" w:hAnsi="Segoe UI Emoji" w:cs="Segoe UI Emoji"/>
+          <w:rFonts w:ascii="Calibri Light" w:hAnsi="Calibri Light" w:cs="Segoe UI Emoji" w:eastAsia="Calibri Light"/>
         </w:rPr>
         <w:t>⚠️</w:t>
       </w:r>
       <w:r>
+        <w:rPr>
+          <w:rFonts w:ascii="Calibri Light" w:hAnsi="Calibri Light" w:eastAsia="Calibri Light"/>
+        </w:rPr>
         <w:t xml:space="preserve"> DEFAULT vs NOT NULL</w:t>
       </w:r>
     </w:p>
@@ -5632,11 +5668,14 @@
       </w:pPr>
       <w:r>
         <w:rPr>
-          <w:rFonts w:ascii="Segoe UI Emoji" w:hAnsi="Segoe UI Emoji" w:cs="Segoe UI Emoji"/>
+          <w:rFonts w:ascii="Calibri Light" w:hAnsi="Calibri Light" w:cs="Segoe UI Emoji" w:eastAsia="Calibri Light"/>
         </w:rPr>
         <w:t>⚠️</w:t>
       </w:r>
       <w:r>
+        <w:rPr>
+          <w:rFonts w:ascii="Calibri Light" w:hAnsi="Calibri Light" w:eastAsia="Calibri Light"/>
+        </w:rPr>
         <w:t xml:space="preserve"> DEFAULT vs NULL</w:t>
       </w:r>
     </w:p>
@@ -6239,11 +6278,14 @@
       </w:pPr>
       <w:r>
         <w:rPr>
-          <w:rFonts w:ascii="Segoe UI Emoji" w:hAnsi="Segoe UI Emoji" w:cs="Segoe UI Emoji"/>
+          <w:rFonts w:ascii="Calibri Light" w:hAnsi="Calibri Light" w:cs="Segoe UI Emoji" w:eastAsia="Calibri Light"/>
         </w:rPr>
         <w:t>🔗</w:t>
       </w:r>
       <w:r>
+        <w:rPr>
+          <w:rFonts w:ascii="Calibri Light" w:hAnsi="Calibri Light" w:eastAsia="Calibri Light"/>
+        </w:rPr>
         <w:t xml:space="preserve"> DEFAULT with NOT NULL</w:t>
       </w:r>
     </w:p>
@@ -6541,11 +6583,14 @@
       </w:pPr>
       <w:r>
         <w:rPr>
-          <w:rFonts w:ascii="Segoe UI Emoji" w:hAnsi="Segoe UI Emoji" w:cs="Segoe UI Emoji"/>
+          <w:rFonts w:ascii="Calibri Light" w:hAnsi="Calibri Light" w:cs="Segoe UI Emoji" w:eastAsia="Calibri Light"/>
         </w:rPr>
         <w:t>📚</w:t>
       </w:r>
       <w:r>
+        <w:rPr>
+          <w:rFonts w:ascii="Calibri Light" w:hAnsi="Calibri Light" w:eastAsia="Calibri Light"/>
+        </w:rPr>
         <w:t xml:space="preserve"> Common DEFAULT Values</w:t>
       </w:r>
     </w:p>
@@ -7032,11 +7077,14 @@
       </w:pPr>
       <w:r>
         <w:rPr>
-          <w:rFonts w:ascii="Segoe UI Emoji" w:hAnsi="Segoe UI Emoji" w:cs="Segoe UI Emoji"/>
+          <w:rFonts w:ascii="Calibri Light" w:hAnsi="Calibri Light" w:cs="Segoe UI Emoji" w:eastAsia="Calibri Light"/>
         </w:rPr>
         <w:t>🧠</w:t>
       </w:r>
       <w:r>
+        <w:rPr>
+          <w:rFonts w:ascii="Calibri Light" w:hAnsi="Calibri Light" w:eastAsia="Calibri Light"/>
+        </w:rPr>
         <w:t xml:space="preserve"> Simple Analogy</w:t>
       </w:r>
     </w:p>
@@ -7259,11 +7307,14 @@
       </w:pPr>
       <w:r>
         <w:rPr>
-          <w:rFonts w:ascii="Segoe UI Emoji" w:hAnsi="Segoe UI Emoji" w:cs="Segoe UI Emoji"/>
+          <w:rFonts w:ascii="Calibri Light" w:hAnsi="Calibri Light" w:cs="Segoe UI Emoji" w:eastAsia="Calibri Light"/>
         </w:rPr>
         <w:t>🧭</w:t>
       </w:r>
       <w:r>
+        <w:rPr>
+          <w:rFonts w:ascii="Calibri Light" w:hAnsi="Calibri Light" w:eastAsia="Calibri Light"/>
+        </w:rPr>
         <w:t xml:space="preserve"> Summary</w:t>
       </w:r>
     </w:p>
